--- a/CN/lab9.docx
+++ b/CN/lab9.docx
@@ -233,15 +233,14 @@
       <w:r>
         <w:rPr>
           <w:rFonts w:ascii="Times New Roman" w:hAnsi="Times New Roman" w:cs="Times New Roman"/>
-          <w:i/>
-          <w:iCs/>
-          <w:noProof/>
+          <w:b/>
+          <w:bCs/>
         </w:rPr>
         <w:drawing>
-          <wp:inline distT="0" distB="0" distL="0" distR="0" wp14:anchorId="556D3EBC" wp14:editId="6C43B967">
-            <wp:extent cx="2876951" cy="2715004"/>
-            <wp:effectExtent l="76200" t="76200" r="133350" b="142875"/>
-            <wp:docPr id="652929658" name="Picture 1"/>
+          <wp:inline distT="0" distB="0" distL="0" distR="0" wp14:anchorId="23700923" wp14:editId="5DD31A97">
+            <wp:extent cx="3042138" cy="2312575"/>
+            <wp:effectExtent l="76200" t="76200" r="139700" b="126365"/>
+            <wp:docPr id="366213054" name="Picture 1"/>
             <wp:cNvGraphicFramePr>
               <a:graphicFrameLocks xmlns:a="http://schemas.openxmlformats.org/drawingml/2006/main" noChangeAspect="1"/>
             </wp:cNvGraphicFramePr>
@@ -249,7 +248,7 @@
               <a:graphicData uri="http://schemas.openxmlformats.org/drawingml/2006/picture">
                 <pic:pic xmlns:pic="http://schemas.openxmlformats.org/drawingml/2006/picture">
                   <pic:nvPicPr>
-                    <pic:cNvPr id="652929658" name=""/>
+                    <pic:cNvPr id="366213054" name=""/>
                     <pic:cNvPicPr/>
                   </pic:nvPicPr>
                   <pic:blipFill>
@@ -261,7 +260,7 @@
                   <pic:spPr>
                     <a:xfrm>
                       <a:off x="0" y="0"/>
-                      <a:ext cx="2876951" cy="2715004"/>
+                      <a:ext cx="3055729" cy="2322906"/>
                     </a:xfrm>
                     <a:prstGeom prst="rect">
                       <a:avLst/>
@@ -325,6 +324,7 @@
           <w:b/>
           <w:bCs/>
         </w:rPr>
+        <w:lastRenderedPageBreak/>
         <w:t>IP Addressing Scheme</w:t>
       </w:r>
     </w:p>
@@ -350,10 +350,10 @@
       </w:tblPr>
       <w:tblGrid>
         <w:gridCol w:w="1582"/>
-        <w:gridCol w:w="1220"/>
+        <w:gridCol w:w="1434"/>
         <w:gridCol w:w="1460"/>
         <w:gridCol w:w="1807"/>
-        <w:gridCol w:w="2115"/>
+        <w:gridCol w:w="2327"/>
       </w:tblGrid>
       <w:tr>
         <w:trPr>
@@ -520,20 +520,10 @@
             <w:r>
               <w:rPr>
                 <w:rFonts w:ascii="Times New Roman" w:hAnsi="Times New Roman" w:cs="Times New Roman"/>
-              </w:rPr>
-              <w:t>192.</w:t>
-            </w:r>
-            <w:r>
-              <w:rPr>
-                <w:rFonts w:ascii="Times New Roman" w:hAnsi="Times New Roman" w:cs="Times New Roman"/>
-              </w:rPr>
-              <w:t>127</w:t>
-            </w:r>
-            <w:r>
-              <w:rPr>
-                <w:rFonts w:ascii="Times New Roman" w:hAnsi="Times New Roman" w:cs="Times New Roman"/>
-              </w:rPr>
-              <w:t>.1.1</w:t>
+                <w:b/>
+                <w:bCs/>
+              </w:rPr>
+              <w:t>192.111.58.70</w:t>
             </w:r>
           </w:p>
         </w:tc>
@@ -569,12 +559,6 @@
                 <w:rFonts w:ascii="Times New Roman" w:hAnsi="Times New Roman" w:cs="Times New Roman"/>
               </w:rPr>
             </w:pPr>
-            <w:r>
-              <w:rPr>
-                <w:rFonts w:ascii="Times New Roman" w:hAnsi="Times New Roman" w:cs="Times New Roman"/>
-              </w:rPr>
-              <w:tab/>
-            </w:r>
             <w:r>
               <w:rPr>
                 <w:rFonts w:ascii="Times New Roman" w:hAnsi="Times New Roman" w:cs="Times New Roman"/>
@@ -643,20 +627,10 @@
             <w:r>
               <w:rPr>
                 <w:rFonts w:ascii="Times New Roman" w:hAnsi="Times New Roman" w:cs="Times New Roman"/>
-              </w:rPr>
-              <w:t>192.1</w:t>
-            </w:r>
-            <w:r>
-              <w:rPr>
-                <w:rFonts w:ascii="Times New Roman" w:hAnsi="Times New Roman" w:cs="Times New Roman"/>
-              </w:rPr>
-              <w:t>27</w:t>
-            </w:r>
-            <w:r>
-              <w:rPr>
-                <w:rFonts w:ascii="Times New Roman" w:hAnsi="Times New Roman" w:cs="Times New Roman"/>
-              </w:rPr>
-              <w:t>.1.2</w:t>
+                <w:b/>
+                <w:bCs/>
+              </w:rPr>
+              <w:t>192.111.58.71</w:t>
             </w:r>
           </w:p>
         </w:tc>
@@ -696,19 +670,7 @@
               <w:rPr>
                 <w:rFonts w:ascii="Times New Roman" w:hAnsi="Times New Roman" w:cs="Times New Roman"/>
               </w:rPr>
-              <w:t>192.</w:t>
-            </w:r>
-            <w:r>
-              <w:rPr>
-                <w:rFonts w:ascii="Times New Roman" w:hAnsi="Times New Roman" w:cs="Times New Roman"/>
-              </w:rPr>
-              <w:t>127</w:t>
-            </w:r>
-            <w:r>
-              <w:rPr>
-                <w:rFonts w:ascii="Times New Roman" w:hAnsi="Times New Roman" w:cs="Times New Roman"/>
-              </w:rPr>
-              <w:t>.1.1</w:t>
+              <w:t>192.111.58.70</w:t>
             </w:r>
           </w:p>
         </w:tc>
@@ -728,7 +690,7 @@
               <w:rPr>
                 <w:rFonts w:ascii="Times New Roman" w:hAnsi="Times New Roman" w:cs="Times New Roman"/>
               </w:rPr>
-              <w:t>Manually configured</w:t>
+              <w:t>Static IP, DHCP Server</w:t>
             </w:r>
           </w:p>
         </w:tc>
@@ -772,20 +734,10 @@
             <w:r>
               <w:rPr>
                 <w:rFonts w:ascii="Times New Roman" w:hAnsi="Times New Roman" w:cs="Times New Roman"/>
-              </w:rPr>
-              <w:t>192.1</w:t>
-            </w:r>
-            <w:r>
-              <w:rPr>
-                <w:rFonts w:ascii="Times New Roman" w:hAnsi="Times New Roman" w:cs="Times New Roman"/>
-              </w:rPr>
-              <w:t>27</w:t>
-            </w:r>
-            <w:r>
-              <w:rPr>
-                <w:rFonts w:ascii="Times New Roman" w:hAnsi="Times New Roman" w:cs="Times New Roman"/>
-              </w:rPr>
-              <w:t>.1.3</w:t>
+                <w:b/>
+                <w:bCs/>
+              </w:rPr>
+              <w:t>192.111.58.72</w:t>
             </w:r>
           </w:p>
         </w:tc>
@@ -825,19 +777,7 @@
               <w:rPr>
                 <w:rFonts w:ascii="Times New Roman" w:hAnsi="Times New Roman" w:cs="Times New Roman"/>
               </w:rPr>
-              <w:t>192.</w:t>
-            </w:r>
-            <w:r>
-              <w:rPr>
-                <w:rFonts w:ascii="Times New Roman" w:hAnsi="Times New Roman" w:cs="Times New Roman"/>
-              </w:rPr>
-              <w:t>127</w:t>
-            </w:r>
-            <w:r>
-              <w:rPr>
-                <w:rFonts w:ascii="Times New Roman" w:hAnsi="Times New Roman" w:cs="Times New Roman"/>
-              </w:rPr>
-              <w:t>.1.1</w:t>
+              <w:t>192.111.58.70</w:t>
             </w:r>
           </w:p>
         </w:tc>
@@ -901,20 +841,10 @@
             <w:r>
               <w:rPr>
                 <w:rFonts w:ascii="Times New Roman" w:hAnsi="Times New Roman" w:cs="Times New Roman"/>
-              </w:rPr>
-              <w:t>192.1</w:t>
-            </w:r>
-            <w:r>
-              <w:rPr>
-                <w:rFonts w:ascii="Times New Roman" w:hAnsi="Times New Roman" w:cs="Times New Roman"/>
-              </w:rPr>
-              <w:t>27</w:t>
-            </w:r>
-            <w:r>
-              <w:rPr>
-                <w:rFonts w:ascii="Times New Roman" w:hAnsi="Times New Roman" w:cs="Times New Roman"/>
-              </w:rPr>
-              <w:t>.1.4</w:t>
+                <w:b/>
+                <w:bCs/>
+              </w:rPr>
+              <w:t>192.111.58.73</w:t>
             </w:r>
           </w:p>
         </w:tc>
@@ -954,19 +884,7 @@
               <w:rPr>
                 <w:rFonts w:ascii="Times New Roman" w:hAnsi="Times New Roman" w:cs="Times New Roman"/>
               </w:rPr>
-              <w:t>192.</w:t>
-            </w:r>
-            <w:r>
-              <w:rPr>
-                <w:rFonts w:ascii="Times New Roman" w:hAnsi="Times New Roman" w:cs="Times New Roman"/>
-              </w:rPr>
-              <w:t>127</w:t>
-            </w:r>
-            <w:r>
-              <w:rPr>
-                <w:rFonts w:ascii="Times New Roman" w:hAnsi="Times New Roman" w:cs="Times New Roman"/>
-              </w:rPr>
-              <w:t>.1.1</w:t>
+              <w:t>192.111.58.70</w:t>
             </w:r>
           </w:p>
         </w:tc>
@@ -1030,20 +948,10 @@
             <w:r>
               <w:rPr>
                 <w:rFonts w:ascii="Times New Roman" w:hAnsi="Times New Roman" w:cs="Times New Roman"/>
-              </w:rPr>
-              <w:t>192.1</w:t>
-            </w:r>
-            <w:r>
-              <w:rPr>
-                <w:rFonts w:ascii="Times New Roman" w:hAnsi="Times New Roman" w:cs="Times New Roman"/>
-              </w:rPr>
-              <w:t>27</w:t>
-            </w:r>
-            <w:r>
-              <w:rPr>
-                <w:rFonts w:ascii="Times New Roman" w:hAnsi="Times New Roman" w:cs="Times New Roman"/>
-              </w:rPr>
-              <w:t>.1.5</w:t>
+                <w:b/>
+                <w:bCs/>
+              </w:rPr>
+              <w:t>192.111.58.74</w:t>
             </w:r>
           </w:p>
         </w:tc>
@@ -1083,19 +991,7 @@
               <w:rPr>
                 <w:rFonts w:ascii="Times New Roman" w:hAnsi="Times New Roman" w:cs="Times New Roman"/>
               </w:rPr>
-              <w:t>192.1</w:t>
-            </w:r>
-            <w:r>
-              <w:rPr>
-                <w:rFonts w:ascii="Times New Roman" w:hAnsi="Times New Roman" w:cs="Times New Roman"/>
-              </w:rPr>
-              <w:t>27</w:t>
-            </w:r>
-            <w:r>
-              <w:rPr>
-                <w:rFonts w:ascii="Times New Roman" w:hAnsi="Times New Roman" w:cs="Times New Roman"/>
-              </w:rPr>
-              <w:t>.1.1</w:t>
+              <w:t>192.111.58.70</w:t>
             </w:r>
           </w:p>
         </w:tc>
@@ -1159,20 +1055,10 @@
             <w:r>
               <w:rPr>
                 <w:rFonts w:ascii="Times New Roman" w:hAnsi="Times New Roman" w:cs="Times New Roman"/>
-              </w:rPr>
-              <w:t>192.1</w:t>
-            </w:r>
-            <w:r>
-              <w:rPr>
-                <w:rFonts w:ascii="Times New Roman" w:hAnsi="Times New Roman" w:cs="Times New Roman"/>
-              </w:rPr>
-              <w:t>27</w:t>
-            </w:r>
-            <w:r>
-              <w:rPr>
-                <w:rFonts w:ascii="Times New Roman" w:hAnsi="Times New Roman" w:cs="Times New Roman"/>
-              </w:rPr>
-              <w:t>.1.6</w:t>
+                <w:b/>
+                <w:bCs/>
+              </w:rPr>
+              <w:t>192.111.58.75</w:t>
             </w:r>
           </w:p>
         </w:tc>
@@ -1212,19 +1098,7 @@
               <w:rPr>
                 <w:rFonts w:ascii="Times New Roman" w:hAnsi="Times New Roman" w:cs="Times New Roman"/>
               </w:rPr>
-              <w:t>192.1</w:t>
-            </w:r>
-            <w:r>
-              <w:rPr>
-                <w:rFonts w:ascii="Times New Roman" w:hAnsi="Times New Roman" w:cs="Times New Roman"/>
-              </w:rPr>
-              <w:t>27</w:t>
-            </w:r>
-            <w:r>
-              <w:rPr>
-                <w:rFonts w:ascii="Times New Roman" w:hAnsi="Times New Roman" w:cs="Times New Roman"/>
-              </w:rPr>
-              <w:t>.1.1</w:t>
+              <w:t>192.111.58.70</w:t>
             </w:r>
           </w:p>
         </w:tc>
@@ -1422,7 +1296,7 @@
       <w:pPr>
         <w:numPr>
           <w:ilvl w:val="0"/>
-          <w:numId w:val="6"/>
+          <w:numId w:val="10"/>
         </w:numPr>
         <w:rPr>
           <w:rFonts w:ascii="Times New Roman" w:hAnsi="Times New Roman" w:cs="Times New Roman"/>
@@ -1439,7 +1313,7 @@
       <w:pPr>
         <w:numPr>
           <w:ilvl w:val="0"/>
-          <w:numId w:val="6"/>
+          <w:numId w:val="10"/>
         </w:numPr>
         <w:rPr>
           <w:rFonts w:ascii="Times New Roman" w:hAnsi="Times New Roman" w:cs="Times New Roman"/>
@@ -1449,14 +1323,14 @@
         <w:rPr>
           <w:rFonts w:ascii="Times New Roman" w:hAnsi="Times New Roman" w:cs="Times New Roman"/>
         </w:rPr>
-        <w:t xml:space="preserve">Select the interface connected to the switch </w:t>
+        <w:t>Select the interface connected to the switch.</w:t>
       </w:r>
     </w:p>
     <w:p>
       <w:pPr>
         <w:numPr>
           <w:ilvl w:val="0"/>
-          <w:numId w:val="6"/>
+          <w:numId w:val="10"/>
         </w:numPr>
         <w:rPr>
           <w:rFonts w:ascii="Times New Roman" w:hAnsi="Times New Roman" w:cs="Times New Roman"/>
@@ -1473,7 +1347,7 @@
       <w:pPr>
         <w:numPr>
           <w:ilvl w:val="1"/>
-          <w:numId w:val="6"/>
+          <w:numId w:val="10"/>
         </w:numPr>
         <w:rPr>
           <w:rFonts w:ascii="Times New Roman" w:hAnsi="Times New Roman" w:cs="Times New Roman"/>
@@ -1483,26 +1357,14 @@
         <w:rPr>
           <w:rFonts w:ascii="Times New Roman" w:hAnsi="Times New Roman" w:cs="Times New Roman"/>
         </w:rPr>
-        <w:t>IP Address: 192.1</w:t>
-      </w:r>
-      <w:r>
-        <w:rPr>
-          <w:rFonts w:ascii="Times New Roman" w:hAnsi="Times New Roman" w:cs="Times New Roman"/>
-        </w:rPr>
-        <w:t>27</w:t>
-      </w:r>
-      <w:r>
-        <w:rPr>
-          <w:rFonts w:ascii="Times New Roman" w:hAnsi="Times New Roman" w:cs="Times New Roman"/>
-        </w:rPr>
-        <w:t>.1.1</w:t>
+        <w:t>IP Address: 192.111.58.70</w:t>
       </w:r>
     </w:p>
     <w:p>
       <w:pPr>
         <w:numPr>
           <w:ilvl w:val="1"/>
-          <w:numId w:val="6"/>
+          <w:numId w:val="10"/>
         </w:numPr>
         <w:rPr>
           <w:rFonts w:ascii="Times New Roman" w:hAnsi="Times New Roman" w:cs="Times New Roman"/>
@@ -1519,7 +1381,7 @@
       <w:pPr>
         <w:numPr>
           <w:ilvl w:val="0"/>
-          <w:numId w:val="6"/>
+          <w:numId w:val="10"/>
         </w:numPr>
         <w:rPr>
           <w:rFonts w:ascii="Times New Roman" w:hAnsi="Times New Roman" w:cs="Times New Roman"/>
@@ -1529,27 +1391,26 @@
         <w:rPr>
           <w:rFonts w:ascii="Times New Roman" w:hAnsi="Times New Roman" w:cs="Times New Roman"/>
         </w:rPr>
+        <w:t>Set Port Status = ON.</w:t>
+      </w:r>
+    </w:p>
+    <w:p>
+      <w:pPr>
+        <w:ind w:left="360"/>
+        <w:rPr>
+          <w:rFonts w:ascii="Times New Roman" w:hAnsi="Times New Roman" w:cs="Times New Roman"/>
+        </w:rPr>
+      </w:pPr>
+      <w:r>
+        <w:rPr>
+          <w:rFonts w:ascii="Times New Roman" w:hAnsi="Times New Roman" w:cs="Times New Roman"/>
+        </w:rPr>
         <w:lastRenderedPageBreak/>
-        <w:t>Set Port Status = ON.</w:t>
-      </w:r>
-    </w:p>
-    <w:p>
-      <w:pPr>
-        <w:ind w:left="360"/>
-        <w:rPr>
-          <w:rFonts w:ascii="Times New Roman" w:hAnsi="Times New Roman" w:cs="Times New Roman"/>
-        </w:rPr>
-      </w:pPr>
-      <w:r>
-        <w:rPr>
-          <w:rFonts w:ascii="Times New Roman" w:hAnsi="Times New Roman" w:cs="Times New Roman"/>
-          <w:noProof/>
-        </w:rPr>
         <w:drawing>
-          <wp:inline distT="0" distB="0" distL="0" distR="0" wp14:anchorId="28AF967D" wp14:editId="03F6D32D">
-            <wp:extent cx="5615068" cy="2186940"/>
-            <wp:effectExtent l="76200" t="76200" r="138430" b="137160"/>
-            <wp:docPr id="67131588" name="Picture 1"/>
+          <wp:inline distT="0" distB="0" distL="0" distR="0" wp14:anchorId="5D9DBD13" wp14:editId="49C7DF34">
+            <wp:extent cx="5228492" cy="2061748"/>
+            <wp:effectExtent l="76200" t="76200" r="125095" b="129540"/>
+            <wp:docPr id="972401126" name="Picture 1"/>
             <wp:cNvGraphicFramePr>
               <a:graphicFrameLocks xmlns:a="http://schemas.openxmlformats.org/drawingml/2006/main" noChangeAspect="1"/>
             </wp:cNvGraphicFramePr>
@@ -1557,12 +1418,12 @@
               <a:graphicData uri="http://schemas.openxmlformats.org/drawingml/2006/picture">
                 <pic:pic xmlns:pic="http://schemas.openxmlformats.org/drawingml/2006/picture">
                   <pic:nvPicPr>
-                    <pic:cNvPr id="67131588" name=""/>
+                    <pic:cNvPr id="972401126" name=""/>
                     <pic:cNvPicPr/>
                   </pic:nvPicPr>
                   <pic:blipFill rotWithShape="1">
                     <a:blip r:embed="rId6"/>
-                    <a:srcRect b="45832"/>
+                    <a:srcRect t="2201"/>
                     <a:stretch>
                       <a:fillRect/>
                     </a:stretch>
@@ -1570,34 +1431,17 @@
                   <pic:spPr bwMode="auto">
                     <a:xfrm>
                       <a:off x="0" y="0"/>
-                      <a:ext cx="5618776" cy="2188384"/>
+                      <a:ext cx="5249394" cy="2069990"/>
                     </a:xfrm>
                     <a:prstGeom prst="rect">
                       <a:avLst/>
                     </a:prstGeom>
-                    <a:ln w="38100" cap="sq" cmpd="sng" algn="ctr">
+                    <a:ln w="38100" cap="sq">
                       <a:solidFill>
                         <a:srgbClr val="000000"/>
                       </a:solidFill>
                       <a:prstDash val="solid"/>
                       <a:miter lim="800000"/>
-                      <a:headEnd type="none" w="med" len="med"/>
-                      <a:tailEnd type="none" w="med" len="med"/>
-                      <a:extLst>
-                        <a:ext uri="{C807C97D-BFC1-408E-A445-0C87EB9F89A2}">
-                          <ask:lineSketchStyleProps xmlns:ask="http://schemas.microsoft.com/office/drawing/2018/sketchyshapes" sd="0">
-                            <a:custGeom>
-                              <a:avLst/>
-                              <a:gdLst/>
-                              <a:ahLst/>
-                              <a:cxnLst/>
-                              <a:rect l="0" t="0" r="0" b="0"/>
-                              <a:pathLst/>
-                            </a:custGeom>
-                            <ask:type/>
-                          </ask:lineSketchStyleProps>
-                        </a:ext>
-                      </a:extLst>
                     </a:ln>
                     <a:effectLst>
                       <a:outerShdw blurRad="50800" dist="38100" dir="2700000" algn="tl" rotWithShape="0">
@@ -1641,9 +1485,22 @@
     </w:p>
     <w:p>
       <w:pPr>
+        <w:rPr>
+          <w:rFonts w:ascii="Times New Roman" w:hAnsi="Times New Roman" w:cs="Times New Roman"/>
+        </w:rPr>
+      </w:pPr>
+      <w:r>
+        <w:rPr>
+          <w:rFonts w:ascii="Times New Roman" w:hAnsi="Times New Roman" w:cs="Times New Roman"/>
+        </w:rPr>
+        <w:t> Click the Server → Desktop tab → IP Configuration.</w:t>
+      </w:r>
+    </w:p>
+    <w:p>
+      <w:pPr>
         <w:numPr>
           <w:ilvl w:val="0"/>
-          <w:numId w:val="7"/>
+          <w:numId w:val="14"/>
         </w:numPr>
         <w:rPr>
           <w:rFonts w:ascii="Times New Roman" w:hAnsi="Times New Roman" w:cs="Times New Roman"/>
@@ -1653,14 +1510,14 @@
         <w:rPr>
           <w:rFonts w:ascii="Times New Roman" w:hAnsi="Times New Roman" w:cs="Times New Roman"/>
         </w:rPr>
-        <w:t>Click the Server → Desktop tab → IP Configuration.</w:t>
+        <w:t>Assign a static IP (outside DHCP pool):</w:t>
       </w:r>
     </w:p>
     <w:p>
       <w:pPr>
         <w:numPr>
           <w:ilvl w:val="1"/>
-          <w:numId w:val="7"/>
+          <w:numId w:val="14"/>
         </w:numPr>
         <w:rPr>
           <w:rFonts w:ascii="Times New Roman" w:hAnsi="Times New Roman" w:cs="Times New Roman"/>
@@ -1670,14 +1527,14 @@
         <w:rPr>
           <w:rFonts w:ascii="Times New Roman" w:hAnsi="Times New Roman" w:cs="Times New Roman"/>
         </w:rPr>
-        <w:t>Assign a static IP (outside DHCP range):</w:t>
+        <w:t>IP Address: 192.111.58.71</w:t>
       </w:r>
     </w:p>
     <w:p>
       <w:pPr>
         <w:numPr>
-          <w:ilvl w:val="2"/>
-          <w:numId w:val="7"/>
+          <w:ilvl w:val="1"/>
+          <w:numId w:val="14"/>
         </w:numPr>
         <w:rPr>
           <w:rFonts w:ascii="Times New Roman" w:hAnsi="Times New Roman" w:cs="Times New Roman"/>
@@ -1687,26 +1544,14 @@
         <w:rPr>
           <w:rFonts w:ascii="Times New Roman" w:hAnsi="Times New Roman" w:cs="Times New Roman"/>
         </w:rPr>
-        <w:t>IP Address: 192.1</w:t>
-      </w:r>
-      <w:r>
-        <w:rPr>
-          <w:rFonts w:ascii="Times New Roman" w:hAnsi="Times New Roman" w:cs="Times New Roman"/>
-        </w:rPr>
-        <w:t>27</w:t>
-      </w:r>
-      <w:r>
-        <w:rPr>
-          <w:rFonts w:ascii="Times New Roman" w:hAnsi="Times New Roman" w:cs="Times New Roman"/>
-        </w:rPr>
-        <w:t>.1.2</w:t>
+        <w:t>Subnet Mask: 255.255.255.0</w:t>
       </w:r>
     </w:p>
     <w:p>
       <w:pPr>
         <w:numPr>
-          <w:ilvl w:val="2"/>
-          <w:numId w:val="7"/>
+          <w:ilvl w:val="1"/>
+          <w:numId w:val="14"/>
         </w:numPr>
         <w:rPr>
           <w:rFonts w:ascii="Times New Roman" w:hAnsi="Times New Roman" w:cs="Times New Roman"/>
@@ -1716,43 +1561,35 @@
         <w:rPr>
           <w:rFonts w:ascii="Times New Roman" w:hAnsi="Times New Roman" w:cs="Times New Roman"/>
         </w:rPr>
-        <w:t>Subnet Mask: 255.255.255.0</w:t>
-      </w:r>
-    </w:p>
-    <w:p>
-      <w:pPr>
-        <w:numPr>
-          <w:ilvl w:val="2"/>
-          <w:numId w:val="7"/>
-        </w:numPr>
-        <w:rPr>
-          <w:rFonts w:ascii="Times New Roman" w:hAnsi="Times New Roman" w:cs="Times New Roman"/>
-        </w:rPr>
-      </w:pPr>
-      <w:r>
-        <w:rPr>
-          <w:rFonts w:ascii="Times New Roman" w:hAnsi="Times New Roman" w:cs="Times New Roman"/>
-        </w:rPr>
-        <w:t>Default Gateway: 192.1</w:t>
-      </w:r>
-      <w:r>
-        <w:rPr>
-          <w:rFonts w:ascii="Times New Roman" w:hAnsi="Times New Roman" w:cs="Times New Roman"/>
-        </w:rPr>
-        <w:t>27</w:t>
-      </w:r>
-      <w:r>
-        <w:rPr>
-          <w:rFonts w:ascii="Times New Roman" w:hAnsi="Times New Roman" w:cs="Times New Roman"/>
-        </w:rPr>
-        <w:t>.1.1</w:t>
+        <w:t>Default Gateway: 192.111.58.70</w:t>
+      </w:r>
+    </w:p>
+    <w:p>
+      <w:pPr>
+        <w:rPr>
+          <w:rFonts w:ascii="Times New Roman" w:hAnsi="Times New Roman" w:cs="Times New Roman"/>
+        </w:rPr>
+      </w:pPr>
+      <w:proofErr w:type="gramStart"/>
+      <w:r>
+        <w:rPr>
+          <w:rFonts w:ascii="Times New Roman" w:hAnsi="Times New Roman" w:cs="Times New Roman"/>
+        </w:rPr>
+        <w:t>  Go</w:t>
+      </w:r>
+      <w:proofErr w:type="gramEnd"/>
+      <w:r>
+        <w:rPr>
+          <w:rFonts w:ascii="Times New Roman" w:hAnsi="Times New Roman" w:cs="Times New Roman"/>
+        </w:rPr>
+        <w:t xml:space="preserve"> to Server → Services tab → DHCP.</w:t>
       </w:r>
     </w:p>
     <w:p>
       <w:pPr>
         <w:numPr>
           <w:ilvl w:val="0"/>
-          <w:numId w:val="7"/>
+          <w:numId w:val="15"/>
         </w:numPr>
         <w:rPr>
           <w:rFonts w:ascii="Times New Roman" w:hAnsi="Times New Roman" w:cs="Times New Roman"/>
@@ -1762,14 +1599,31 @@
         <w:rPr>
           <w:rFonts w:ascii="Times New Roman" w:hAnsi="Times New Roman" w:cs="Times New Roman"/>
         </w:rPr>
-        <w:t>Go to Server → Services tab → DHCP.</w:t>
+        <w:t>Turn DHCP = ON.</w:t>
+      </w:r>
+    </w:p>
+    <w:p>
+      <w:pPr>
+        <w:numPr>
+          <w:ilvl w:val="0"/>
+          <w:numId w:val="15"/>
+        </w:numPr>
+        <w:rPr>
+          <w:rFonts w:ascii="Times New Roman" w:hAnsi="Times New Roman" w:cs="Times New Roman"/>
+        </w:rPr>
+      </w:pPr>
+      <w:r>
+        <w:rPr>
+          <w:rFonts w:ascii="Times New Roman" w:hAnsi="Times New Roman" w:cs="Times New Roman"/>
+        </w:rPr>
+        <w:t>Fill in details:</w:t>
       </w:r>
     </w:p>
     <w:p>
       <w:pPr>
         <w:numPr>
           <w:ilvl w:val="1"/>
-          <w:numId w:val="7"/>
+          <w:numId w:val="15"/>
         </w:numPr>
         <w:rPr>
           <w:rFonts w:ascii="Times New Roman" w:hAnsi="Times New Roman" w:cs="Times New Roman"/>
@@ -1779,14 +1633,14 @@
         <w:rPr>
           <w:rFonts w:ascii="Times New Roman" w:hAnsi="Times New Roman" w:cs="Times New Roman"/>
         </w:rPr>
-        <w:t>Turn DHCP = ON.</w:t>
+        <w:t>Pool Name: LAN-POOL</w:t>
       </w:r>
     </w:p>
     <w:p>
       <w:pPr>
         <w:numPr>
           <w:ilvl w:val="1"/>
-          <w:numId w:val="7"/>
+          <w:numId w:val="15"/>
         </w:numPr>
         <w:rPr>
           <w:rFonts w:ascii="Times New Roman" w:hAnsi="Times New Roman" w:cs="Times New Roman"/>
@@ -1796,148 +1650,14 @@
         <w:rPr>
           <w:rFonts w:ascii="Times New Roman" w:hAnsi="Times New Roman" w:cs="Times New Roman"/>
         </w:rPr>
-        <w:t>Fill in details:</w:t>
-      </w:r>
-    </w:p>
-    <w:p>
-      <w:pPr>
-        <w:numPr>
-          <w:ilvl w:val="2"/>
-          <w:numId w:val="7"/>
-        </w:numPr>
-        <w:rPr>
-          <w:rFonts w:ascii="Times New Roman" w:hAnsi="Times New Roman" w:cs="Times New Roman"/>
-        </w:rPr>
-      </w:pPr>
-      <w:r>
-        <w:rPr>
-          <w:rFonts w:ascii="Times New Roman" w:hAnsi="Times New Roman" w:cs="Times New Roman"/>
-        </w:rPr>
-        <w:t>Pool Name: LAN-POOL</w:t>
-      </w:r>
-    </w:p>
-    <w:p>
-      <w:pPr>
-        <w:numPr>
-          <w:ilvl w:val="2"/>
-          <w:numId w:val="7"/>
-        </w:numPr>
-        <w:rPr>
-          <w:rFonts w:ascii="Times New Roman" w:hAnsi="Times New Roman" w:cs="Times New Roman"/>
-        </w:rPr>
-      </w:pPr>
-      <w:r>
-        <w:rPr>
-          <w:rFonts w:ascii="Times New Roman" w:hAnsi="Times New Roman" w:cs="Times New Roman"/>
-        </w:rPr>
-        <w:t>Default Gateway: 192.1</w:t>
-      </w:r>
-      <w:r>
-        <w:rPr>
-          <w:rFonts w:ascii="Times New Roman" w:hAnsi="Times New Roman" w:cs="Times New Roman"/>
-        </w:rPr>
-        <w:t>27</w:t>
-      </w:r>
-      <w:r>
-        <w:rPr>
-          <w:rFonts w:ascii="Times New Roman" w:hAnsi="Times New Roman" w:cs="Times New Roman"/>
-        </w:rPr>
-        <w:t>.1.1</w:t>
-      </w:r>
-    </w:p>
-    <w:p>
-      <w:pPr>
-        <w:numPr>
-          <w:ilvl w:val="2"/>
-          <w:numId w:val="7"/>
-        </w:numPr>
-        <w:rPr>
-          <w:rFonts w:ascii="Times New Roman" w:hAnsi="Times New Roman" w:cs="Times New Roman"/>
-        </w:rPr>
-      </w:pPr>
-      <w:r>
-        <w:rPr>
-          <w:rFonts w:ascii="Times New Roman" w:hAnsi="Times New Roman" w:cs="Times New Roman"/>
-        </w:rPr>
-        <w:t xml:space="preserve">DNS Server: 8.8.8.8 </w:t>
-      </w:r>
-      <w:r>
-        <w:rPr>
-          <w:rFonts w:ascii="Times New Roman" w:hAnsi="Times New Roman" w:cs="Times New Roman"/>
-          <w:i/>
-          <w:iCs/>
-        </w:rPr>
-        <w:t>(Google’s Public DNS)</w:t>
-      </w:r>
-    </w:p>
-    <w:p>
-      <w:pPr>
-        <w:numPr>
-          <w:ilvl w:val="2"/>
-          <w:numId w:val="7"/>
-        </w:numPr>
-        <w:rPr>
-          <w:rFonts w:ascii="Times New Roman" w:hAnsi="Times New Roman" w:cs="Times New Roman"/>
-        </w:rPr>
-      </w:pPr>
-      <w:r>
-        <w:rPr>
-          <w:rFonts w:ascii="Times New Roman" w:hAnsi="Times New Roman" w:cs="Times New Roman"/>
-        </w:rPr>
-        <w:t>Start IP Address: 192.1</w:t>
-      </w:r>
-      <w:r>
-        <w:rPr>
-          <w:rFonts w:ascii="Times New Roman" w:hAnsi="Times New Roman" w:cs="Times New Roman"/>
-        </w:rPr>
-        <w:t>27</w:t>
-      </w:r>
-      <w:r>
-        <w:rPr>
-          <w:rFonts w:ascii="Times New Roman" w:hAnsi="Times New Roman" w:cs="Times New Roman"/>
-        </w:rPr>
-        <w:t>.1.3</w:t>
-      </w:r>
-    </w:p>
-    <w:p>
-      <w:pPr>
-        <w:numPr>
-          <w:ilvl w:val="2"/>
-          <w:numId w:val="7"/>
-        </w:numPr>
-        <w:rPr>
-          <w:rFonts w:ascii="Times New Roman" w:hAnsi="Times New Roman" w:cs="Times New Roman"/>
-        </w:rPr>
-      </w:pPr>
-      <w:r>
-        <w:rPr>
-          <w:rFonts w:ascii="Times New Roman" w:hAnsi="Times New Roman" w:cs="Times New Roman"/>
-        </w:rPr>
-        <w:t>Subnet Mask: 255.255.255.0</w:t>
-      </w:r>
-    </w:p>
-    <w:p>
-      <w:pPr>
-        <w:numPr>
-          <w:ilvl w:val="2"/>
-          <w:numId w:val="7"/>
-        </w:numPr>
-        <w:rPr>
-          <w:rFonts w:ascii="Times New Roman" w:hAnsi="Times New Roman" w:cs="Times New Roman"/>
-        </w:rPr>
-      </w:pPr>
-      <w:r>
-        <w:rPr>
-          <w:rFonts w:ascii="Times New Roman" w:hAnsi="Times New Roman" w:cs="Times New Roman"/>
-        </w:rPr>
-        <w:t>Maximum Users: 50</w:t>
+        <w:t>Default Gateway: 192.111.58.70</w:t>
       </w:r>
     </w:p>
     <w:p>
       <w:pPr>
         <w:numPr>
           <w:ilvl w:val="1"/>
-          <w:numId w:val="7"/>
+          <w:numId w:val="15"/>
         </w:numPr>
         <w:rPr>
           <w:rFonts w:ascii="Times New Roman" w:hAnsi="Times New Roman" w:cs="Times New Roman"/>
@@ -1947,6 +1667,74 @@
         <w:rPr>
           <w:rFonts w:ascii="Times New Roman" w:hAnsi="Times New Roman" w:cs="Times New Roman"/>
         </w:rPr>
+        <w:t>DNS Server: 8.8.8.8 (Google’s Public DNS)</w:t>
+      </w:r>
+    </w:p>
+    <w:p>
+      <w:pPr>
+        <w:numPr>
+          <w:ilvl w:val="1"/>
+          <w:numId w:val="15"/>
+        </w:numPr>
+        <w:rPr>
+          <w:rFonts w:ascii="Times New Roman" w:hAnsi="Times New Roman" w:cs="Times New Roman"/>
+        </w:rPr>
+      </w:pPr>
+      <w:r>
+        <w:rPr>
+          <w:rFonts w:ascii="Times New Roman" w:hAnsi="Times New Roman" w:cs="Times New Roman"/>
+        </w:rPr>
+        <w:t>Start IP Address: 192.111.58.72</w:t>
+      </w:r>
+    </w:p>
+    <w:p>
+      <w:pPr>
+        <w:numPr>
+          <w:ilvl w:val="1"/>
+          <w:numId w:val="15"/>
+        </w:numPr>
+        <w:rPr>
+          <w:rFonts w:ascii="Times New Roman" w:hAnsi="Times New Roman" w:cs="Times New Roman"/>
+        </w:rPr>
+      </w:pPr>
+      <w:r>
+        <w:rPr>
+          <w:rFonts w:ascii="Times New Roman" w:hAnsi="Times New Roman" w:cs="Times New Roman"/>
+        </w:rPr>
+        <w:t>Subnet Mask: 255.255.255.0</w:t>
+      </w:r>
+    </w:p>
+    <w:p>
+      <w:pPr>
+        <w:numPr>
+          <w:ilvl w:val="1"/>
+          <w:numId w:val="15"/>
+        </w:numPr>
+        <w:rPr>
+          <w:rFonts w:ascii="Times New Roman" w:hAnsi="Times New Roman" w:cs="Times New Roman"/>
+        </w:rPr>
+      </w:pPr>
+      <w:r>
+        <w:rPr>
+          <w:rFonts w:ascii="Times New Roman" w:hAnsi="Times New Roman" w:cs="Times New Roman"/>
+        </w:rPr>
+        <w:t>Maximum Users: 50</w:t>
+      </w:r>
+    </w:p>
+    <w:p>
+      <w:pPr>
+        <w:numPr>
+          <w:ilvl w:val="0"/>
+          <w:numId w:val="15"/>
+        </w:numPr>
+        <w:rPr>
+          <w:rFonts w:ascii="Times New Roman" w:hAnsi="Times New Roman" w:cs="Times New Roman"/>
+        </w:rPr>
+      </w:pPr>
+      <w:r>
+        <w:rPr>
+          <w:rFonts w:ascii="Times New Roman" w:hAnsi="Times New Roman" w:cs="Times New Roman"/>
+        </w:rPr>
         <w:t>Click Save/Add.</w:t>
       </w:r>
     </w:p>
@@ -1959,14 +1747,13 @@
       <w:r>
         <w:rPr>
           <w:rFonts w:ascii="Times New Roman" w:hAnsi="Times New Roman" w:cs="Times New Roman"/>
-          <w:noProof/>
         </w:rPr>
         <w:lastRenderedPageBreak/>
         <w:drawing>
-          <wp:inline distT="0" distB="0" distL="0" distR="0" wp14:anchorId="355EED55" wp14:editId="1200404E">
-            <wp:extent cx="5943600" cy="3810635"/>
-            <wp:effectExtent l="76200" t="76200" r="133350" b="132715"/>
-            <wp:docPr id="607896935" name="Picture 1"/>
+          <wp:inline distT="0" distB="0" distL="0" distR="0" wp14:anchorId="61A8DC59" wp14:editId="78E3663E">
+            <wp:extent cx="5281246" cy="3477385"/>
+            <wp:effectExtent l="76200" t="76200" r="129540" b="142240"/>
+            <wp:docPr id="1444110011" name="Picture 1"/>
             <wp:cNvGraphicFramePr>
               <a:graphicFrameLocks xmlns:a="http://schemas.openxmlformats.org/drawingml/2006/main" noChangeAspect="1"/>
             </wp:cNvGraphicFramePr>
@@ -1974,7 +1761,7 @@
               <a:graphicData uri="http://schemas.openxmlformats.org/drawingml/2006/picture">
                 <pic:pic xmlns:pic="http://schemas.openxmlformats.org/drawingml/2006/picture">
                   <pic:nvPicPr>
-                    <pic:cNvPr id="607896935" name=""/>
+                    <pic:cNvPr id="1444110011" name=""/>
                     <pic:cNvPicPr/>
                   </pic:nvPicPr>
                   <pic:blipFill>
@@ -1986,7 +1773,7 @@
                   <pic:spPr>
                     <a:xfrm>
                       <a:off x="0" y="0"/>
-                      <a:ext cx="5943600" cy="3810635"/>
+                      <a:ext cx="5291204" cy="3483942"/>
                     </a:xfrm>
                     <a:prstGeom prst="rect">
                       <a:avLst/>
@@ -2028,9 +1815,10 @@
     </w:p>
     <w:p>
       <w:pPr>
+        <w:pStyle w:val="ListParagraph"/>
         <w:numPr>
           <w:ilvl w:val="0"/>
-          <w:numId w:val="8"/>
+          <w:numId w:val="13"/>
         </w:numPr>
         <w:rPr>
           <w:rFonts w:ascii="Times New Roman" w:hAnsi="Times New Roman" w:cs="Times New Roman"/>
@@ -2045,9 +1833,10 @@
     </w:p>
     <w:p>
       <w:pPr>
+        <w:pStyle w:val="ListParagraph"/>
         <w:numPr>
           <w:ilvl w:val="0"/>
-          <w:numId w:val="8"/>
+          <w:numId w:val="13"/>
         </w:numPr>
         <w:rPr>
           <w:rFonts w:ascii="Times New Roman" w:hAnsi="Times New Roman" w:cs="Times New Roman"/>
@@ -2062,9 +1851,10 @@
     </w:p>
     <w:p>
       <w:pPr>
+        <w:pStyle w:val="ListParagraph"/>
         <w:numPr>
           <w:ilvl w:val="0"/>
-          <w:numId w:val="8"/>
+          <w:numId w:val="13"/>
         </w:numPr>
         <w:rPr>
           <w:rFonts w:ascii="Times New Roman" w:hAnsi="Times New Roman" w:cs="Times New Roman"/>
@@ -2074,14 +1864,14 @@
         <w:rPr>
           <w:rFonts w:ascii="Times New Roman" w:hAnsi="Times New Roman" w:cs="Times New Roman"/>
         </w:rPr>
-        <w:t>Each PC will automatically receive an IP address, for example:</w:t>
+        <w:t>Each PC will automatically receive an IP address from the DHCP pool:</w:t>
       </w:r>
     </w:p>
     <w:p>
       <w:pPr>
         <w:numPr>
-          <w:ilvl w:val="1"/>
-          <w:numId w:val="8"/>
+          <w:ilvl w:val="0"/>
+          <w:numId w:val="12"/>
         </w:numPr>
         <w:rPr>
           <w:rFonts w:ascii="Times New Roman" w:hAnsi="Times New Roman" w:cs="Times New Roman"/>
@@ -2091,19 +1881,58 @@
         <w:rPr>
           <w:rFonts w:ascii="Times New Roman" w:hAnsi="Times New Roman" w:cs="Times New Roman"/>
         </w:rPr>
-        <w:t>PC1 → 192.</w:t>
-      </w:r>
-      <w:r>
-        <w:rPr>
-          <w:rFonts w:ascii="Times New Roman" w:hAnsi="Times New Roman" w:cs="Times New Roman"/>
-        </w:rPr>
-        <w:t>127.</w:t>
-      </w:r>
-      <w:r>
-        <w:rPr>
-          <w:rFonts w:ascii="Times New Roman" w:hAnsi="Times New Roman" w:cs="Times New Roman"/>
-        </w:rPr>
-        <w:t>1.3</w:t>
+        <w:t>PC1 → 192.111.58.72</w:t>
+      </w:r>
+    </w:p>
+    <w:p>
+      <w:pPr>
+        <w:numPr>
+          <w:ilvl w:val="0"/>
+          <w:numId w:val="12"/>
+        </w:numPr>
+        <w:rPr>
+          <w:rFonts w:ascii="Times New Roman" w:hAnsi="Times New Roman" w:cs="Times New Roman"/>
+        </w:rPr>
+      </w:pPr>
+      <w:r>
+        <w:rPr>
+          <w:rFonts w:ascii="Times New Roman" w:hAnsi="Times New Roman" w:cs="Times New Roman"/>
+        </w:rPr>
+        <w:t>PC2 → 192.111.58.73</w:t>
+      </w:r>
+    </w:p>
+    <w:p>
+      <w:pPr>
+        <w:numPr>
+          <w:ilvl w:val="0"/>
+          <w:numId w:val="12"/>
+        </w:numPr>
+        <w:rPr>
+          <w:rFonts w:ascii="Times New Roman" w:hAnsi="Times New Roman" w:cs="Times New Roman"/>
+        </w:rPr>
+      </w:pPr>
+      <w:r>
+        <w:rPr>
+          <w:rFonts w:ascii="Times New Roman" w:hAnsi="Times New Roman" w:cs="Times New Roman"/>
+        </w:rPr>
+        <w:t>PC3 → 192.111.58.74</w:t>
+      </w:r>
+    </w:p>
+    <w:p>
+      <w:pPr>
+        <w:numPr>
+          <w:ilvl w:val="0"/>
+          <w:numId w:val="12"/>
+        </w:numPr>
+        <w:rPr>
+          <w:rFonts w:ascii="Times New Roman" w:hAnsi="Times New Roman" w:cs="Times New Roman"/>
+        </w:rPr>
+      </w:pPr>
+      <w:r>
+        <w:rPr>
+          <w:rFonts w:ascii="Times New Roman" w:hAnsi="Times New Roman" w:cs="Times New Roman"/>
+        </w:rPr>
+        <w:t>PC4 → 192.111.58.75</w:t>
       </w:r>
     </w:p>
     <w:p>
@@ -2116,14 +1945,13 @@
       <w:r>
         <w:rPr>
           <w:rFonts w:ascii="Times New Roman" w:hAnsi="Times New Roman" w:cs="Times New Roman"/>
-          <w:noProof/>
         </w:rPr>
         <w:lastRenderedPageBreak/>
         <w:drawing>
-          <wp:inline distT="0" distB="0" distL="0" distR="0" wp14:anchorId="364A0377" wp14:editId="4AAF9591">
-            <wp:extent cx="5204460" cy="4013439"/>
-            <wp:effectExtent l="76200" t="76200" r="129540" b="139700"/>
-            <wp:docPr id="1190004024" name="Picture 1"/>
+          <wp:inline distT="0" distB="0" distL="0" distR="0" wp14:anchorId="622CE665" wp14:editId="6DA79C30">
+            <wp:extent cx="5005754" cy="3889621"/>
+            <wp:effectExtent l="76200" t="76200" r="137795" b="130175"/>
+            <wp:docPr id="655604266" name="Picture 1"/>
             <wp:cNvGraphicFramePr>
               <a:graphicFrameLocks xmlns:a="http://schemas.openxmlformats.org/drawingml/2006/main" noChangeAspect="1"/>
             </wp:cNvGraphicFramePr>
@@ -2131,7 +1959,7 @@
               <a:graphicData uri="http://schemas.openxmlformats.org/drawingml/2006/picture">
                 <pic:pic xmlns:pic="http://schemas.openxmlformats.org/drawingml/2006/picture">
                   <pic:nvPicPr>
-                    <pic:cNvPr id="1190004024" name=""/>
+                    <pic:cNvPr id="655604266" name=""/>
                     <pic:cNvPicPr/>
                   </pic:nvPicPr>
                   <pic:blipFill>
@@ -2143,7 +1971,7 @@
                   <pic:spPr>
                     <a:xfrm>
                       <a:off x="0" y="0"/>
-                      <a:ext cx="5209672" cy="4017458"/>
+                      <a:ext cx="5010973" cy="3893676"/>
                     </a:xfrm>
                     <a:prstGeom prst="rect">
                       <a:avLst/>
@@ -2185,9 +2013,22 @@
     </w:p>
     <w:p>
       <w:pPr>
+        <w:rPr>
+          <w:rFonts w:ascii="Times New Roman" w:hAnsi="Times New Roman" w:cs="Times New Roman"/>
+        </w:rPr>
+      </w:pPr>
+      <w:r>
+        <w:rPr>
+          <w:rFonts w:ascii="Times New Roman" w:hAnsi="Times New Roman" w:cs="Times New Roman"/>
+        </w:rPr>
+        <w:t xml:space="preserve"> On each PC, open Command Prompt and type:</w:t>
+      </w:r>
+    </w:p>
+    <w:p>
+      <w:pPr>
         <w:numPr>
           <w:ilvl w:val="0"/>
-          <w:numId w:val="9"/>
+          <w:numId w:val="11"/>
         </w:numPr>
         <w:rPr>
           <w:rFonts w:ascii="Times New Roman" w:hAnsi="Times New Roman" w:cs="Times New Roman"/>
@@ -2197,14 +2038,14 @@
         <w:rPr>
           <w:rFonts w:ascii="Times New Roman" w:hAnsi="Times New Roman" w:cs="Times New Roman"/>
         </w:rPr>
-        <w:t>On each PC, open Command Prompt and type:</w:t>
+        <w:t>ipconfig → verify automatically assigned IPs.</w:t>
       </w:r>
     </w:p>
     <w:p>
       <w:pPr>
         <w:numPr>
-          <w:ilvl w:val="1"/>
-          <w:numId w:val="9"/>
+          <w:ilvl w:val="0"/>
+          <w:numId w:val="11"/>
         </w:numPr>
         <w:rPr>
           <w:rFonts w:ascii="Times New Roman" w:hAnsi="Times New Roman" w:cs="Times New Roman"/>
@@ -2214,14 +2055,14 @@
         <w:rPr>
           <w:rFonts w:ascii="Times New Roman" w:hAnsi="Times New Roman" w:cs="Times New Roman"/>
         </w:rPr>
-        <w:t>ipconfig → to verify automatically assigned IPs.</w:t>
+        <w:t>ping 192.111.58.70 → test connectivity with the router.</w:t>
       </w:r>
     </w:p>
     <w:p>
       <w:pPr>
         <w:numPr>
-          <w:ilvl w:val="1"/>
-          <w:numId w:val="9"/>
+          <w:ilvl w:val="0"/>
+          <w:numId w:val="11"/>
         </w:numPr>
         <w:rPr>
           <w:rFonts w:ascii="Times New Roman" w:hAnsi="Times New Roman" w:cs="Times New Roman"/>
@@ -2231,134 +2072,26 @@
         <w:rPr>
           <w:rFonts w:ascii="Times New Roman" w:hAnsi="Times New Roman" w:cs="Times New Roman"/>
         </w:rPr>
-        <w:t>ping 192.1</w:t>
-      </w:r>
-      <w:r>
-        <w:rPr>
-          <w:rFonts w:ascii="Times New Roman" w:hAnsi="Times New Roman" w:cs="Times New Roman"/>
-        </w:rPr>
-        <w:t>27</w:t>
-      </w:r>
-      <w:r>
-        <w:rPr>
-          <w:rFonts w:ascii="Times New Roman" w:hAnsi="Times New Roman" w:cs="Times New Roman"/>
-        </w:rPr>
-        <w:t>.1.1 → test connectivity with the router.</w:t>
-      </w:r>
-    </w:p>
-    <w:p>
-      <w:pPr>
-        <w:numPr>
-          <w:ilvl w:val="1"/>
-          <w:numId w:val="9"/>
-        </w:numPr>
-        <w:rPr>
-          <w:rFonts w:ascii="Times New Roman" w:hAnsi="Times New Roman" w:cs="Times New Roman"/>
-        </w:rPr>
-      </w:pPr>
-      <w:r>
-        <w:rPr>
-          <w:rFonts w:ascii="Times New Roman" w:hAnsi="Times New Roman" w:cs="Times New Roman"/>
-        </w:rPr>
-        <w:t>ping 192.1</w:t>
-      </w:r>
-      <w:r>
-        <w:rPr>
-          <w:rFonts w:ascii="Times New Roman" w:hAnsi="Times New Roman" w:cs="Times New Roman"/>
-        </w:rPr>
-        <w:t>27</w:t>
-      </w:r>
-      <w:r>
-        <w:rPr>
-          <w:rFonts w:ascii="Times New Roman" w:hAnsi="Times New Roman" w:cs="Times New Roman"/>
-        </w:rPr>
-        <w:t>.1.2 → test connectivity with the server.</w:t>
-      </w:r>
-    </w:p>
-    <w:p>
-      <w:pPr>
-        <w:rPr>
-          <w:rFonts w:ascii="Times New Roman" w:hAnsi="Times New Roman" w:cs="Times New Roman"/>
-        </w:rPr>
-      </w:pPr>
-      <w:r>
-        <w:rPr>
-          <w:rFonts w:ascii="Times New Roman" w:hAnsi="Times New Roman" w:cs="Times New Roman"/>
-          <w:noProof/>
-        </w:rPr>
-        <w:lastRenderedPageBreak/>
-        <w:drawing>
-          <wp:inline distT="0" distB="0" distL="0" distR="0" wp14:anchorId="5182388C" wp14:editId="6CB8FE49">
-            <wp:extent cx="5333780" cy="5783580"/>
-            <wp:effectExtent l="76200" t="76200" r="133985" b="140970"/>
-            <wp:docPr id="533702134" name="Picture 1"/>
-            <wp:cNvGraphicFramePr>
-              <a:graphicFrameLocks xmlns:a="http://schemas.openxmlformats.org/drawingml/2006/main" noChangeAspect="1"/>
-            </wp:cNvGraphicFramePr>
-            <a:graphic xmlns:a="http://schemas.openxmlformats.org/drawingml/2006/main">
-              <a:graphicData uri="http://schemas.openxmlformats.org/drawingml/2006/picture">
-                <pic:pic xmlns:pic="http://schemas.openxmlformats.org/drawingml/2006/picture">
-                  <pic:nvPicPr>
-                    <pic:cNvPr id="533702134" name=""/>
-                    <pic:cNvPicPr/>
-                  </pic:nvPicPr>
-                  <pic:blipFill rotWithShape="1">
-                    <a:blip r:embed="rId9"/>
-                    <a:srcRect b="2222"/>
-                    <a:stretch>
-                      <a:fillRect/>
-                    </a:stretch>
-                  </pic:blipFill>
-                  <pic:spPr bwMode="auto">
-                    <a:xfrm>
-                      <a:off x="0" y="0"/>
-                      <a:ext cx="5336417" cy="5786439"/>
-                    </a:xfrm>
-                    <a:prstGeom prst="rect">
-                      <a:avLst/>
-                    </a:prstGeom>
-                    <a:ln w="38100" cap="sq" cmpd="sng" algn="ctr">
-                      <a:solidFill>
-                        <a:srgbClr val="000000"/>
-                      </a:solidFill>
-                      <a:prstDash val="solid"/>
-                      <a:miter lim="800000"/>
-                      <a:headEnd type="none" w="med" len="med"/>
-                      <a:tailEnd type="none" w="med" len="med"/>
-                      <a:extLst>
-                        <a:ext uri="{C807C97D-BFC1-408E-A445-0C87EB9F89A2}">
-                          <ask:lineSketchStyleProps xmlns:ask="http://schemas.microsoft.com/office/drawing/2018/sketchyshapes" sd="0">
-                            <a:custGeom>
-                              <a:avLst/>
-                              <a:gdLst/>
-                              <a:ahLst/>
-                              <a:cxnLst/>
-                              <a:rect l="0" t="0" r="0" b="0"/>
-                              <a:pathLst/>
-                            </a:custGeom>
-                            <ask:type/>
-                          </ask:lineSketchStyleProps>
-                        </a:ext>
-                      </a:extLst>
-                    </a:ln>
-                    <a:effectLst>
-                      <a:outerShdw blurRad="50800" dist="38100" dir="2700000" algn="tl" rotWithShape="0">
-                        <a:srgbClr val="000000">
-                          <a:alpha val="43000"/>
-                        </a:srgbClr>
-                      </a:outerShdw>
-                    </a:effectLst>
-                    <a:extLst>
-                      <a:ext uri="{53640926-AAD7-44D8-BBD7-CCE9431645EC}">
-                        <a14:shadowObscured xmlns:a14="http://schemas.microsoft.com/office/drawing/2010/main"/>
-                      </a:ext>
-                    </a:extLst>
-                  </pic:spPr>
-                </pic:pic>
-              </a:graphicData>
-            </a:graphic>
-          </wp:inline>
-        </w:drawing>
+        <w:t>ping 192.111.58.71 → test connectivity with the server.</w:t>
+      </w:r>
+    </w:p>
+    <w:p>
+      <w:pPr>
+        <w:rPr>
+          <w:rFonts w:ascii="Times New Roman" w:hAnsi="Times New Roman" w:cs="Times New Roman"/>
+        </w:rPr>
+      </w:pPr>
+      <w:r>
+        <w:rPr>
+          <w:rFonts w:ascii="Times New Roman" w:hAnsi="Times New Roman" w:cs="Times New Roman"/>
+        </w:rPr>
+        <w:t>Successful replies confirm that the DHCP server setup is working correctly</w:t>
+      </w:r>
+      <w:r>
+        <w:rPr>
+          <w:rFonts w:ascii="Times New Roman" w:hAnsi="Times New Roman" w:cs="Times New Roman"/>
+        </w:rPr>
+        <w:t>.</w:t>
       </w:r>
     </w:p>
     <w:p>
@@ -2391,6 +2124,33 @@
         </w:rPr>
         <w:t xml:space="preserve"> DHCP server setup is successful.</w:t>
       </w:r>
+    </w:p>
+    <w:p>
+      <w:pPr>
+        <w:rPr>
+          <w:rFonts w:ascii="Times New Roman" w:hAnsi="Times New Roman" w:cs="Times New Roman"/>
+          <w:b/>
+          <w:bCs/>
+        </w:rPr>
+      </w:pPr>
+    </w:p>
+    <w:p>
+      <w:pPr>
+        <w:rPr>
+          <w:rFonts w:ascii="Times New Roman" w:hAnsi="Times New Roman" w:cs="Times New Roman"/>
+          <w:b/>
+          <w:bCs/>
+        </w:rPr>
+      </w:pPr>
+    </w:p>
+    <w:p>
+      <w:pPr>
+        <w:rPr>
+          <w:rFonts w:ascii="Times New Roman" w:hAnsi="Times New Roman" w:cs="Times New Roman"/>
+          <w:b/>
+          <w:bCs/>
+        </w:rPr>
+      </w:pPr>
     </w:p>
     <w:p>
       <w:pPr>
@@ -2449,6 +2209,7 @@
         <w:rPr>
           <w:rFonts w:ascii="Times New Roman" w:hAnsi="Times New Roman" w:cs="Times New Roman"/>
         </w:rPr>
+        <w:lastRenderedPageBreak/>
         <w:t>After enabling DHCP, all PCs received IPs automatically.</w:t>
       </w:r>
     </w:p>
@@ -2496,7 +2257,6 @@
         <w:rPr>
           <w:rFonts w:ascii="Times New Roman" w:hAnsi="Times New Roman" w:cs="Times New Roman"/>
         </w:rPr>
-        <w:lastRenderedPageBreak/>
         <w:t>The network worked as expected. The DHCP server automatically assigned IPs, and all devices communicated smoothly.</w:t>
       </w:r>
     </w:p>
@@ -2557,6 +2317,304 @@
 <file path=word/numbering.xml><?xml version="1.0" encoding="utf-8"?>
 <w:numbering xmlns:wpc="http://schemas.microsoft.com/office/word/2010/wordprocessingCanvas" xmlns:cx="http://schemas.microsoft.com/office/drawing/2014/chartex" xmlns:cx1="http://schemas.microsoft.com/office/drawing/2015/9/8/chartex" xmlns:cx2="http://schemas.microsoft.com/office/drawing/2015/10/21/chartex" xmlns:cx3="http://schemas.microsoft.com/office/drawing/2016/5/9/chartex" xmlns:cx4="http://schemas.microsoft.com/office/drawing/2016/5/10/chartex" xmlns:cx5="http://schemas.microsoft.com/office/drawing/2016/5/11/chartex" xmlns:cx6="http://schemas.microsoft.com/office/drawing/2016/5/12/chartex" xmlns:cx7="http://schemas.microsoft.com/office/drawing/2016/5/13/chartex" xmlns:cx8="http://schemas.microsoft.com/office/drawing/2016/5/14/chartex" xmlns:mc="http://schemas.openxmlformats.org/markup-compatibility/2006" xmlns:aink="http://schemas.microsoft.com/office/drawing/2016/ink" xmlns:am3d="http://schemas.microsoft.com/office/drawing/2017/model3d" xmlns:o="urn:schemas-microsoft-com:office:office" xmlns:oel="http://schemas.microsoft.com/office/2019/extlst" xmlns:r="http://schemas.openxmlformats.org/officeDocument/2006/relationships" xmlns:m="http://schemas.openxmlformats.org/officeDocument/2006/math" xmlns:v="urn:schemas-microsoft-com:vml" xmlns:wp14="http://schemas.microsoft.com/office/word/2010/wordprocessingDrawing" xmlns:wp="http://schemas.openxmlformats.org/drawingml/2006/wordprocessingDrawing" xmlns:w10="urn:schemas-microsoft-com:office:word" xmlns:w="http://schemas.openxmlformats.org/wordprocessingml/2006/main" xmlns:w14="http://schemas.microsoft.com/office/word/2010/wordml" xmlns:w15="http://schemas.microsoft.com/office/word/2012/wordml" xmlns:w16cex="http://schemas.microsoft.com/office/word/2018/wordml/cex" xmlns:w16cid="http://schemas.microsoft.com/office/word/2016/wordml/cid" xmlns:w16="http://schemas.microsoft.com/office/word/2018/wordml" xmlns:w16du="http://schemas.microsoft.com/office/word/2023/wordml/word16du" xmlns:w16sdtdh="http://schemas.microsoft.com/office/word/2020/wordml/sdtdatahash" xmlns:w16sdtfl="http://schemas.microsoft.com/office/word/2024/wordml/sdtformatlock" xmlns:w16se="http://schemas.microsoft.com/office/word/2015/wordml/symex" xmlns:wpg="http://schemas.microsoft.com/office/word/2010/wordprocessingGroup" xmlns:wpi="http://schemas.microsoft.com/office/word/2010/wordprocessingInk" xmlns:wne="http://schemas.microsoft.com/office/word/2006/wordml" xmlns:wps="http://schemas.microsoft.com/office/word/2010/wordprocessingShape" mc:Ignorable="w14 w15 w16se w16cid w16 w16cex w16sdtdh w16sdtfl w16du wp14">
   <w:abstractNum w:abstractNumId="0" w15:restartNumberingAfterBreak="0">
+    <w:nsid w:val="01C21D73"/>
+    <w:multiLevelType w:val="multilevel"/>
+    <w:tmpl w:val="E410CBC6"/>
+    <w:lvl w:ilvl="0">
+      <w:start w:val="1"/>
+      <w:numFmt w:val="bullet"/>
+      <w:lvlText w:val=""/>
+      <w:lvlJc w:val="left"/>
+      <w:pPr>
+        <w:tabs>
+          <w:tab w:val="num" w:pos="1260"/>
+        </w:tabs>
+        <w:ind w:left="1260" w:hanging="360"/>
+      </w:pPr>
+      <w:rPr>
+        <w:rFonts w:ascii="Symbol" w:hAnsi="Symbol" w:hint="default"/>
+        <w:sz w:val="20"/>
+      </w:rPr>
+    </w:lvl>
+    <w:lvl w:ilvl="1" w:tentative="1">
+      <w:start w:val="1"/>
+      <w:numFmt w:val="bullet"/>
+      <w:lvlText w:val="o"/>
+      <w:lvlJc w:val="left"/>
+      <w:pPr>
+        <w:tabs>
+          <w:tab w:val="num" w:pos="1980"/>
+        </w:tabs>
+        <w:ind w:left="1980" w:hanging="360"/>
+      </w:pPr>
+      <w:rPr>
+        <w:rFonts w:ascii="Courier New" w:hAnsi="Courier New" w:hint="default"/>
+        <w:sz w:val="20"/>
+      </w:rPr>
+    </w:lvl>
+    <w:lvl w:ilvl="2" w:tentative="1">
+      <w:start w:val="1"/>
+      <w:numFmt w:val="bullet"/>
+      <w:lvlText w:val=""/>
+      <w:lvlJc w:val="left"/>
+      <w:pPr>
+        <w:tabs>
+          <w:tab w:val="num" w:pos="2700"/>
+        </w:tabs>
+        <w:ind w:left="2700" w:hanging="360"/>
+      </w:pPr>
+      <w:rPr>
+        <w:rFonts w:ascii="Wingdings" w:hAnsi="Wingdings" w:hint="default"/>
+        <w:sz w:val="20"/>
+      </w:rPr>
+    </w:lvl>
+    <w:lvl w:ilvl="3" w:tentative="1">
+      <w:start w:val="1"/>
+      <w:numFmt w:val="bullet"/>
+      <w:lvlText w:val=""/>
+      <w:lvlJc w:val="left"/>
+      <w:pPr>
+        <w:tabs>
+          <w:tab w:val="num" w:pos="3420"/>
+        </w:tabs>
+        <w:ind w:left="3420" w:hanging="360"/>
+      </w:pPr>
+      <w:rPr>
+        <w:rFonts w:ascii="Wingdings" w:hAnsi="Wingdings" w:hint="default"/>
+        <w:sz w:val="20"/>
+      </w:rPr>
+    </w:lvl>
+    <w:lvl w:ilvl="4" w:tentative="1">
+      <w:start w:val="1"/>
+      <w:numFmt w:val="bullet"/>
+      <w:lvlText w:val=""/>
+      <w:lvlJc w:val="left"/>
+      <w:pPr>
+        <w:tabs>
+          <w:tab w:val="num" w:pos="4140"/>
+        </w:tabs>
+        <w:ind w:left="4140" w:hanging="360"/>
+      </w:pPr>
+      <w:rPr>
+        <w:rFonts w:ascii="Wingdings" w:hAnsi="Wingdings" w:hint="default"/>
+        <w:sz w:val="20"/>
+      </w:rPr>
+    </w:lvl>
+    <w:lvl w:ilvl="5" w:tentative="1">
+      <w:start w:val="1"/>
+      <w:numFmt w:val="bullet"/>
+      <w:lvlText w:val=""/>
+      <w:lvlJc w:val="left"/>
+      <w:pPr>
+        <w:tabs>
+          <w:tab w:val="num" w:pos="4860"/>
+        </w:tabs>
+        <w:ind w:left="4860" w:hanging="360"/>
+      </w:pPr>
+      <w:rPr>
+        <w:rFonts w:ascii="Wingdings" w:hAnsi="Wingdings" w:hint="default"/>
+        <w:sz w:val="20"/>
+      </w:rPr>
+    </w:lvl>
+    <w:lvl w:ilvl="6" w:tentative="1">
+      <w:start w:val="1"/>
+      <w:numFmt w:val="bullet"/>
+      <w:lvlText w:val=""/>
+      <w:lvlJc w:val="left"/>
+      <w:pPr>
+        <w:tabs>
+          <w:tab w:val="num" w:pos="5580"/>
+        </w:tabs>
+        <w:ind w:left="5580" w:hanging="360"/>
+      </w:pPr>
+      <w:rPr>
+        <w:rFonts w:ascii="Wingdings" w:hAnsi="Wingdings" w:hint="default"/>
+        <w:sz w:val="20"/>
+      </w:rPr>
+    </w:lvl>
+    <w:lvl w:ilvl="7" w:tentative="1">
+      <w:start w:val="1"/>
+      <w:numFmt w:val="bullet"/>
+      <w:lvlText w:val=""/>
+      <w:lvlJc w:val="left"/>
+      <w:pPr>
+        <w:tabs>
+          <w:tab w:val="num" w:pos="6300"/>
+        </w:tabs>
+        <w:ind w:left="6300" w:hanging="360"/>
+      </w:pPr>
+      <w:rPr>
+        <w:rFonts w:ascii="Wingdings" w:hAnsi="Wingdings" w:hint="default"/>
+        <w:sz w:val="20"/>
+      </w:rPr>
+    </w:lvl>
+    <w:lvl w:ilvl="8" w:tentative="1">
+      <w:start w:val="1"/>
+      <w:numFmt w:val="bullet"/>
+      <w:lvlText w:val=""/>
+      <w:lvlJc w:val="left"/>
+      <w:pPr>
+        <w:tabs>
+          <w:tab w:val="num" w:pos="7020"/>
+        </w:tabs>
+        <w:ind w:left="7020" w:hanging="360"/>
+      </w:pPr>
+      <w:rPr>
+        <w:rFonts w:ascii="Wingdings" w:hAnsi="Wingdings" w:hint="default"/>
+        <w:sz w:val="20"/>
+      </w:rPr>
+    </w:lvl>
+  </w:abstractNum>
+  <w:abstractNum w:abstractNumId="1" w15:restartNumberingAfterBreak="0">
+    <w:nsid w:val="05F81E5D"/>
+    <w:multiLevelType w:val="multilevel"/>
+    <w:tmpl w:val="17AA46A0"/>
+    <w:lvl w:ilvl="0">
+      <w:start w:val="1"/>
+      <w:numFmt w:val="bullet"/>
+      <w:lvlText w:val=""/>
+      <w:lvlJc w:val="left"/>
+      <w:pPr>
+        <w:tabs>
+          <w:tab w:val="num" w:pos="720"/>
+        </w:tabs>
+        <w:ind w:left="720" w:hanging="360"/>
+      </w:pPr>
+      <w:rPr>
+        <w:rFonts w:ascii="Symbol" w:hAnsi="Symbol" w:hint="default"/>
+        <w:sz w:val="20"/>
+      </w:rPr>
+    </w:lvl>
+    <w:lvl w:ilvl="1">
+      <w:start w:val="1"/>
+      <w:numFmt w:val="bullet"/>
+      <w:lvlText w:val="o"/>
+      <w:lvlJc w:val="left"/>
+      <w:pPr>
+        <w:tabs>
+          <w:tab w:val="num" w:pos="1440"/>
+        </w:tabs>
+        <w:ind w:left="1440" w:hanging="360"/>
+      </w:pPr>
+      <w:rPr>
+        <w:rFonts w:ascii="Courier New" w:hAnsi="Courier New" w:hint="default"/>
+        <w:sz w:val="20"/>
+      </w:rPr>
+    </w:lvl>
+    <w:lvl w:ilvl="2" w:tentative="1">
+      <w:start w:val="1"/>
+      <w:numFmt w:val="bullet"/>
+      <w:lvlText w:val=""/>
+      <w:lvlJc w:val="left"/>
+      <w:pPr>
+        <w:tabs>
+          <w:tab w:val="num" w:pos="2160"/>
+        </w:tabs>
+        <w:ind w:left="2160" w:hanging="360"/>
+      </w:pPr>
+      <w:rPr>
+        <w:rFonts w:ascii="Wingdings" w:hAnsi="Wingdings" w:hint="default"/>
+        <w:sz w:val="20"/>
+      </w:rPr>
+    </w:lvl>
+    <w:lvl w:ilvl="3" w:tentative="1">
+      <w:start w:val="1"/>
+      <w:numFmt w:val="bullet"/>
+      <w:lvlText w:val=""/>
+      <w:lvlJc w:val="left"/>
+      <w:pPr>
+        <w:tabs>
+          <w:tab w:val="num" w:pos="2880"/>
+        </w:tabs>
+        <w:ind w:left="2880" w:hanging="360"/>
+      </w:pPr>
+      <w:rPr>
+        <w:rFonts w:ascii="Wingdings" w:hAnsi="Wingdings" w:hint="default"/>
+        <w:sz w:val="20"/>
+      </w:rPr>
+    </w:lvl>
+    <w:lvl w:ilvl="4" w:tentative="1">
+      <w:start w:val="1"/>
+      <w:numFmt w:val="bullet"/>
+      <w:lvlText w:val=""/>
+      <w:lvlJc w:val="left"/>
+      <w:pPr>
+        <w:tabs>
+          <w:tab w:val="num" w:pos="3600"/>
+        </w:tabs>
+        <w:ind w:left="3600" w:hanging="360"/>
+      </w:pPr>
+      <w:rPr>
+        <w:rFonts w:ascii="Wingdings" w:hAnsi="Wingdings" w:hint="default"/>
+        <w:sz w:val="20"/>
+      </w:rPr>
+    </w:lvl>
+    <w:lvl w:ilvl="5" w:tentative="1">
+      <w:start w:val="1"/>
+      <w:numFmt w:val="bullet"/>
+      <w:lvlText w:val=""/>
+      <w:lvlJc w:val="left"/>
+      <w:pPr>
+        <w:tabs>
+          <w:tab w:val="num" w:pos="4320"/>
+        </w:tabs>
+        <w:ind w:left="4320" w:hanging="360"/>
+      </w:pPr>
+      <w:rPr>
+        <w:rFonts w:ascii="Wingdings" w:hAnsi="Wingdings" w:hint="default"/>
+        <w:sz w:val="20"/>
+      </w:rPr>
+    </w:lvl>
+    <w:lvl w:ilvl="6" w:tentative="1">
+      <w:start w:val="1"/>
+      <w:numFmt w:val="bullet"/>
+      <w:lvlText w:val=""/>
+      <w:lvlJc w:val="left"/>
+      <w:pPr>
+        <w:tabs>
+          <w:tab w:val="num" w:pos="5040"/>
+        </w:tabs>
+        <w:ind w:left="5040" w:hanging="360"/>
+      </w:pPr>
+      <w:rPr>
+        <w:rFonts w:ascii="Wingdings" w:hAnsi="Wingdings" w:hint="default"/>
+        <w:sz w:val="20"/>
+      </w:rPr>
+    </w:lvl>
+    <w:lvl w:ilvl="7" w:tentative="1">
+      <w:start w:val="1"/>
+      <w:numFmt w:val="bullet"/>
+      <w:lvlText w:val=""/>
+      <w:lvlJc w:val="left"/>
+      <w:pPr>
+        <w:tabs>
+          <w:tab w:val="num" w:pos="5760"/>
+        </w:tabs>
+        <w:ind w:left="5760" w:hanging="360"/>
+      </w:pPr>
+      <w:rPr>
+        <w:rFonts w:ascii="Wingdings" w:hAnsi="Wingdings" w:hint="default"/>
+        <w:sz w:val="20"/>
+      </w:rPr>
+    </w:lvl>
+    <w:lvl w:ilvl="8" w:tentative="1">
+      <w:start w:val="1"/>
+      <w:numFmt w:val="bullet"/>
+      <w:lvlText w:val=""/>
+      <w:lvlJc w:val="left"/>
+      <w:pPr>
+        <w:tabs>
+          <w:tab w:val="num" w:pos="6480"/>
+        </w:tabs>
+        <w:ind w:left="6480" w:hanging="360"/>
+      </w:pPr>
+      <w:rPr>
+        <w:rFonts w:ascii="Wingdings" w:hAnsi="Wingdings" w:hint="default"/>
+        <w:sz w:val="20"/>
+      </w:rPr>
+    </w:lvl>
+  </w:abstractNum>
+  <w:abstractNum w:abstractNumId="2" w15:restartNumberingAfterBreak="0">
     <w:nsid w:val="1B541BF5"/>
     <w:multiLevelType w:val="multilevel"/>
     <w:tmpl w:val="9194559A"/>
@@ -2673,7 +2731,7 @@
       </w:pPr>
     </w:lvl>
   </w:abstractNum>
-  <w:abstractNum w:abstractNumId="1" w15:restartNumberingAfterBreak="0">
+  <w:abstractNum w:abstractNumId="3" w15:restartNumberingAfterBreak="0">
     <w:nsid w:val="1D295B1D"/>
     <w:multiLevelType w:val="multilevel"/>
     <w:tmpl w:val="59E88730"/>
@@ -2790,7 +2848,7 @@
       </w:pPr>
     </w:lvl>
   </w:abstractNum>
-  <w:abstractNum w:abstractNumId="2" w15:restartNumberingAfterBreak="0">
+  <w:abstractNum w:abstractNumId="4" w15:restartNumberingAfterBreak="0">
     <w:nsid w:val="2D63652A"/>
     <w:multiLevelType w:val="multilevel"/>
     <w:tmpl w:val="7890CE58"/>
@@ -2939,7 +2997,93 @@
       </w:rPr>
     </w:lvl>
   </w:abstractNum>
-  <w:abstractNum w:abstractNumId="3" w15:restartNumberingAfterBreak="0">
+  <w:abstractNum w:abstractNumId="5" w15:restartNumberingAfterBreak="0">
+    <w:nsid w:val="33B90BA2"/>
+    <w:multiLevelType w:val="hybridMultilevel"/>
+    <w:tmpl w:val="CA6AFC7E"/>
+    <w:lvl w:ilvl="0" w:tplc="0409000F">
+      <w:start w:val="1"/>
+      <w:numFmt w:val="decimal"/>
+      <w:lvlText w:val="%1."/>
+      <w:lvlJc w:val="left"/>
+      <w:pPr>
+        <w:ind w:left="720" w:hanging="360"/>
+      </w:pPr>
+    </w:lvl>
+    <w:lvl w:ilvl="1" w:tplc="04090019" w:tentative="1">
+      <w:start w:val="1"/>
+      <w:numFmt w:val="lowerLetter"/>
+      <w:lvlText w:val="%2."/>
+      <w:lvlJc w:val="left"/>
+      <w:pPr>
+        <w:ind w:left="1440" w:hanging="360"/>
+      </w:pPr>
+    </w:lvl>
+    <w:lvl w:ilvl="2" w:tplc="0409001B" w:tentative="1">
+      <w:start w:val="1"/>
+      <w:numFmt w:val="lowerRoman"/>
+      <w:lvlText w:val="%3."/>
+      <w:lvlJc w:val="right"/>
+      <w:pPr>
+        <w:ind w:left="2160" w:hanging="180"/>
+      </w:pPr>
+    </w:lvl>
+    <w:lvl w:ilvl="3" w:tplc="0409000F" w:tentative="1">
+      <w:start w:val="1"/>
+      <w:numFmt w:val="decimal"/>
+      <w:lvlText w:val="%4."/>
+      <w:lvlJc w:val="left"/>
+      <w:pPr>
+        <w:ind w:left="2880" w:hanging="360"/>
+      </w:pPr>
+    </w:lvl>
+    <w:lvl w:ilvl="4" w:tplc="04090019" w:tentative="1">
+      <w:start w:val="1"/>
+      <w:numFmt w:val="lowerLetter"/>
+      <w:lvlText w:val="%5."/>
+      <w:lvlJc w:val="left"/>
+      <w:pPr>
+        <w:ind w:left="3600" w:hanging="360"/>
+      </w:pPr>
+    </w:lvl>
+    <w:lvl w:ilvl="5" w:tplc="0409001B" w:tentative="1">
+      <w:start w:val="1"/>
+      <w:numFmt w:val="lowerRoman"/>
+      <w:lvlText w:val="%6."/>
+      <w:lvlJc w:val="right"/>
+      <w:pPr>
+        <w:ind w:left="4320" w:hanging="180"/>
+      </w:pPr>
+    </w:lvl>
+    <w:lvl w:ilvl="6" w:tplc="0409000F" w:tentative="1">
+      <w:start w:val="1"/>
+      <w:numFmt w:val="decimal"/>
+      <w:lvlText w:val="%7."/>
+      <w:lvlJc w:val="left"/>
+      <w:pPr>
+        <w:ind w:left="5040" w:hanging="360"/>
+      </w:pPr>
+    </w:lvl>
+    <w:lvl w:ilvl="7" w:tplc="04090019" w:tentative="1">
+      <w:start w:val="1"/>
+      <w:numFmt w:val="lowerLetter"/>
+      <w:lvlText w:val="%8."/>
+      <w:lvlJc w:val="left"/>
+      <w:pPr>
+        <w:ind w:left="5760" w:hanging="360"/>
+      </w:pPr>
+    </w:lvl>
+    <w:lvl w:ilvl="8" w:tplc="0409001B" w:tentative="1">
+      <w:start w:val="1"/>
+      <w:numFmt w:val="lowerRoman"/>
+      <w:lvlText w:val="%9."/>
+      <w:lvlJc w:val="right"/>
+      <w:pPr>
+        <w:ind w:left="6480" w:hanging="180"/>
+      </w:pPr>
+    </w:lvl>
+  </w:abstractNum>
+  <w:abstractNum w:abstractNumId="6" w15:restartNumberingAfterBreak="0">
     <w:nsid w:val="3AA4659D"/>
     <w:multiLevelType w:val="multilevel"/>
     <w:tmpl w:val="251035EE"/>
@@ -3088,7 +3232,124 @@
       </w:rPr>
     </w:lvl>
   </w:abstractNum>
-  <w:abstractNum w:abstractNumId="4" w15:restartNumberingAfterBreak="0">
+  <w:abstractNum w:abstractNumId="7" w15:restartNumberingAfterBreak="0">
+    <w:nsid w:val="3AFF048F"/>
+    <w:multiLevelType w:val="multilevel"/>
+    <w:tmpl w:val="261EB28C"/>
+    <w:lvl w:ilvl="0">
+      <w:start w:val="1"/>
+      <w:numFmt w:val="decimal"/>
+      <w:lvlText w:val="%1."/>
+      <w:lvlJc w:val="left"/>
+      <w:pPr>
+        <w:tabs>
+          <w:tab w:val="num" w:pos="720"/>
+        </w:tabs>
+        <w:ind w:left="720" w:hanging="360"/>
+      </w:pPr>
+    </w:lvl>
+    <w:lvl w:ilvl="1">
+      <w:start w:val="1"/>
+      <w:numFmt w:val="bullet"/>
+      <w:lvlText w:val="o"/>
+      <w:lvlJc w:val="left"/>
+      <w:pPr>
+        <w:tabs>
+          <w:tab w:val="num" w:pos="1440"/>
+        </w:tabs>
+        <w:ind w:left="1440" w:hanging="360"/>
+      </w:pPr>
+      <w:rPr>
+        <w:rFonts w:ascii="Courier New" w:hAnsi="Courier New" w:hint="default"/>
+        <w:sz w:val="20"/>
+      </w:rPr>
+    </w:lvl>
+    <w:lvl w:ilvl="2" w:tentative="1">
+      <w:start w:val="1"/>
+      <w:numFmt w:val="decimal"/>
+      <w:lvlText w:val="%3."/>
+      <w:lvlJc w:val="left"/>
+      <w:pPr>
+        <w:tabs>
+          <w:tab w:val="num" w:pos="2160"/>
+        </w:tabs>
+        <w:ind w:left="2160" w:hanging="360"/>
+      </w:pPr>
+    </w:lvl>
+    <w:lvl w:ilvl="3" w:tentative="1">
+      <w:start w:val="1"/>
+      <w:numFmt w:val="decimal"/>
+      <w:lvlText w:val="%4."/>
+      <w:lvlJc w:val="left"/>
+      <w:pPr>
+        <w:tabs>
+          <w:tab w:val="num" w:pos="2880"/>
+        </w:tabs>
+        <w:ind w:left="2880" w:hanging="360"/>
+      </w:pPr>
+    </w:lvl>
+    <w:lvl w:ilvl="4" w:tentative="1">
+      <w:start w:val="1"/>
+      <w:numFmt w:val="decimal"/>
+      <w:lvlText w:val="%5."/>
+      <w:lvlJc w:val="left"/>
+      <w:pPr>
+        <w:tabs>
+          <w:tab w:val="num" w:pos="3600"/>
+        </w:tabs>
+        <w:ind w:left="3600" w:hanging="360"/>
+      </w:pPr>
+    </w:lvl>
+    <w:lvl w:ilvl="5" w:tentative="1">
+      <w:start w:val="1"/>
+      <w:numFmt w:val="decimal"/>
+      <w:lvlText w:val="%6."/>
+      <w:lvlJc w:val="left"/>
+      <w:pPr>
+        <w:tabs>
+          <w:tab w:val="num" w:pos="4320"/>
+        </w:tabs>
+        <w:ind w:left="4320" w:hanging="360"/>
+      </w:pPr>
+    </w:lvl>
+    <w:lvl w:ilvl="6" w:tentative="1">
+      <w:start w:val="1"/>
+      <w:numFmt w:val="decimal"/>
+      <w:lvlText w:val="%7."/>
+      <w:lvlJc w:val="left"/>
+      <w:pPr>
+        <w:tabs>
+          <w:tab w:val="num" w:pos="5040"/>
+        </w:tabs>
+        <w:ind w:left="5040" w:hanging="360"/>
+      </w:pPr>
+    </w:lvl>
+    <w:lvl w:ilvl="7" w:tentative="1">
+      <w:start w:val="1"/>
+      <w:numFmt w:val="decimal"/>
+      <w:lvlText w:val="%8."/>
+      <w:lvlJc w:val="left"/>
+      <w:pPr>
+        <w:tabs>
+          <w:tab w:val="num" w:pos="5760"/>
+        </w:tabs>
+        <w:ind w:left="5760" w:hanging="360"/>
+      </w:pPr>
+    </w:lvl>
+    <w:lvl w:ilvl="8" w:tentative="1">
+      <w:start w:val="1"/>
+      <w:numFmt w:val="decimal"/>
+      <w:lvlText w:val="%9."/>
+      <w:lvlJc w:val="left"/>
+      <w:pPr>
+        <w:tabs>
+          <w:tab w:val="num" w:pos="6480"/>
+        </w:tabs>
+        <w:ind w:left="6480" w:hanging="360"/>
+      </w:pPr>
+    </w:lvl>
+  </w:abstractNum>
+  <w:abstractNum w:abstractNumId="8" w15:restartNumberingAfterBreak="0">
     <w:nsid w:val="3C716B54"/>
     <w:multiLevelType w:val="multilevel"/>
     <w:tmpl w:val="7668D114"/>
@@ -3237,7 +3498,7 @@
       </w:rPr>
     </w:lvl>
   </w:abstractNum>
-  <w:abstractNum w:abstractNumId="5" w15:restartNumberingAfterBreak="0">
+  <w:abstractNum w:abstractNumId="9" w15:restartNumberingAfterBreak="0">
     <w:nsid w:val="3D6C15C4"/>
     <w:multiLevelType w:val="multilevel"/>
     <w:tmpl w:val="5A3E5504"/>
@@ -3358,7 +3619,7 @@
       </w:pPr>
     </w:lvl>
   </w:abstractNum>
-  <w:abstractNum w:abstractNumId="6" w15:restartNumberingAfterBreak="0">
+  <w:abstractNum w:abstractNumId="10" w15:restartNumberingAfterBreak="0">
     <w:nsid w:val="40BE033A"/>
     <w:multiLevelType w:val="multilevel"/>
     <w:tmpl w:val="07464AD6"/>
@@ -3507,7 +3768,305 @@
       </w:rPr>
     </w:lvl>
   </w:abstractNum>
-  <w:abstractNum w:abstractNumId="7" w15:restartNumberingAfterBreak="0">
+  <w:abstractNum w:abstractNumId="11" w15:restartNumberingAfterBreak="0">
+    <w:nsid w:val="462D7710"/>
+    <w:multiLevelType w:val="multilevel"/>
+    <w:tmpl w:val="F8FC7068"/>
+    <w:lvl w:ilvl="0">
+      <w:start w:val="1"/>
+      <w:numFmt w:val="bullet"/>
+      <w:lvlText w:val=""/>
+      <w:lvlJc w:val="left"/>
+      <w:pPr>
+        <w:tabs>
+          <w:tab w:val="num" w:pos="720"/>
+        </w:tabs>
+        <w:ind w:left="720" w:hanging="360"/>
+      </w:pPr>
+      <w:rPr>
+        <w:rFonts w:ascii="Symbol" w:hAnsi="Symbol" w:hint="default"/>
+        <w:sz w:val="20"/>
+      </w:rPr>
+    </w:lvl>
+    <w:lvl w:ilvl="1">
+      <w:start w:val="1"/>
+      <w:numFmt w:val="bullet"/>
+      <w:lvlText w:val="o"/>
+      <w:lvlJc w:val="left"/>
+      <w:pPr>
+        <w:tabs>
+          <w:tab w:val="num" w:pos="1440"/>
+        </w:tabs>
+        <w:ind w:left="1440" w:hanging="360"/>
+      </w:pPr>
+      <w:rPr>
+        <w:rFonts w:ascii="Courier New" w:hAnsi="Courier New" w:hint="default"/>
+        <w:sz w:val="20"/>
+      </w:rPr>
+    </w:lvl>
+    <w:lvl w:ilvl="2" w:tentative="1">
+      <w:start w:val="1"/>
+      <w:numFmt w:val="bullet"/>
+      <w:lvlText w:val=""/>
+      <w:lvlJc w:val="left"/>
+      <w:pPr>
+        <w:tabs>
+          <w:tab w:val="num" w:pos="2160"/>
+        </w:tabs>
+        <w:ind w:left="2160" w:hanging="360"/>
+      </w:pPr>
+      <w:rPr>
+        <w:rFonts w:ascii="Wingdings" w:hAnsi="Wingdings" w:hint="default"/>
+        <w:sz w:val="20"/>
+      </w:rPr>
+    </w:lvl>
+    <w:lvl w:ilvl="3" w:tentative="1">
+      <w:start w:val="1"/>
+      <w:numFmt w:val="bullet"/>
+      <w:lvlText w:val=""/>
+      <w:lvlJc w:val="left"/>
+      <w:pPr>
+        <w:tabs>
+          <w:tab w:val="num" w:pos="2880"/>
+        </w:tabs>
+        <w:ind w:left="2880" w:hanging="360"/>
+      </w:pPr>
+      <w:rPr>
+        <w:rFonts w:ascii="Wingdings" w:hAnsi="Wingdings" w:hint="default"/>
+        <w:sz w:val="20"/>
+      </w:rPr>
+    </w:lvl>
+    <w:lvl w:ilvl="4" w:tentative="1">
+      <w:start w:val="1"/>
+      <w:numFmt w:val="bullet"/>
+      <w:lvlText w:val=""/>
+      <w:lvlJc w:val="left"/>
+      <w:pPr>
+        <w:tabs>
+          <w:tab w:val="num" w:pos="3600"/>
+        </w:tabs>
+        <w:ind w:left="3600" w:hanging="360"/>
+      </w:pPr>
+      <w:rPr>
+        <w:rFonts w:ascii="Wingdings" w:hAnsi="Wingdings" w:hint="default"/>
+        <w:sz w:val="20"/>
+      </w:rPr>
+    </w:lvl>
+    <w:lvl w:ilvl="5" w:tentative="1">
+      <w:start w:val="1"/>
+      <w:numFmt w:val="bullet"/>
+      <w:lvlText w:val=""/>
+      <w:lvlJc w:val="left"/>
+      <w:pPr>
+        <w:tabs>
+          <w:tab w:val="num" w:pos="4320"/>
+        </w:tabs>
+        <w:ind w:left="4320" w:hanging="360"/>
+      </w:pPr>
+      <w:rPr>
+        <w:rFonts w:ascii="Wingdings" w:hAnsi="Wingdings" w:hint="default"/>
+        <w:sz w:val="20"/>
+      </w:rPr>
+    </w:lvl>
+    <w:lvl w:ilvl="6" w:tentative="1">
+      <w:start w:val="1"/>
+      <w:numFmt w:val="bullet"/>
+      <w:lvlText w:val=""/>
+      <w:lvlJc w:val="left"/>
+      <w:pPr>
+        <w:tabs>
+          <w:tab w:val="num" w:pos="5040"/>
+        </w:tabs>
+        <w:ind w:left="5040" w:hanging="360"/>
+      </w:pPr>
+      <w:rPr>
+        <w:rFonts w:ascii="Wingdings" w:hAnsi="Wingdings" w:hint="default"/>
+        <w:sz w:val="20"/>
+      </w:rPr>
+    </w:lvl>
+    <w:lvl w:ilvl="7" w:tentative="1">
+      <w:start w:val="1"/>
+      <w:numFmt w:val="bullet"/>
+      <w:lvlText w:val=""/>
+      <w:lvlJc w:val="left"/>
+      <w:pPr>
+        <w:tabs>
+          <w:tab w:val="num" w:pos="5760"/>
+        </w:tabs>
+        <w:ind w:left="5760" w:hanging="360"/>
+      </w:pPr>
+      <w:rPr>
+        <w:rFonts w:ascii="Wingdings" w:hAnsi="Wingdings" w:hint="default"/>
+        <w:sz w:val="20"/>
+      </w:rPr>
+    </w:lvl>
+    <w:lvl w:ilvl="8" w:tentative="1">
+      <w:start w:val="1"/>
+      <w:numFmt w:val="bullet"/>
+      <w:lvlText w:val=""/>
+      <w:lvlJc w:val="left"/>
+      <w:pPr>
+        <w:tabs>
+          <w:tab w:val="num" w:pos="6480"/>
+        </w:tabs>
+        <w:ind w:left="6480" w:hanging="360"/>
+      </w:pPr>
+      <w:rPr>
+        <w:rFonts w:ascii="Wingdings" w:hAnsi="Wingdings" w:hint="default"/>
+        <w:sz w:val="20"/>
+      </w:rPr>
+    </w:lvl>
+  </w:abstractNum>
+  <w:abstractNum w:abstractNumId="12" w15:restartNumberingAfterBreak="0">
+    <w:nsid w:val="5D80518D"/>
+    <w:multiLevelType w:val="multilevel"/>
+    <w:tmpl w:val="B3B6059A"/>
+    <w:lvl w:ilvl="0">
+      <w:start w:val="1"/>
+      <w:numFmt w:val="bullet"/>
+      <w:lvlText w:val=""/>
+      <w:lvlJc w:val="left"/>
+      <w:pPr>
+        <w:tabs>
+          <w:tab w:val="num" w:pos="720"/>
+        </w:tabs>
+        <w:ind w:left="720" w:hanging="360"/>
+      </w:pPr>
+      <w:rPr>
+        <w:rFonts w:ascii="Symbol" w:hAnsi="Symbol" w:hint="default"/>
+        <w:sz w:val="20"/>
+      </w:rPr>
+    </w:lvl>
+    <w:lvl w:ilvl="1" w:tentative="1">
+      <w:start w:val="1"/>
+      <w:numFmt w:val="bullet"/>
+      <w:lvlText w:val="o"/>
+      <w:lvlJc w:val="left"/>
+      <w:pPr>
+        <w:tabs>
+          <w:tab w:val="num" w:pos="1440"/>
+        </w:tabs>
+        <w:ind w:left="1440" w:hanging="360"/>
+      </w:pPr>
+      <w:rPr>
+        <w:rFonts w:ascii="Courier New" w:hAnsi="Courier New" w:hint="default"/>
+        <w:sz w:val="20"/>
+      </w:rPr>
+    </w:lvl>
+    <w:lvl w:ilvl="2" w:tentative="1">
+      <w:start w:val="1"/>
+      <w:numFmt w:val="bullet"/>
+      <w:lvlText w:val=""/>
+      <w:lvlJc w:val="left"/>
+      <w:pPr>
+        <w:tabs>
+          <w:tab w:val="num" w:pos="2160"/>
+        </w:tabs>
+        <w:ind w:left="2160" w:hanging="360"/>
+      </w:pPr>
+      <w:rPr>
+        <w:rFonts w:ascii="Wingdings" w:hAnsi="Wingdings" w:hint="default"/>
+        <w:sz w:val="20"/>
+      </w:rPr>
+    </w:lvl>
+    <w:lvl w:ilvl="3" w:tentative="1">
+      <w:start w:val="1"/>
+      <w:numFmt w:val="bullet"/>
+      <w:lvlText w:val=""/>
+      <w:lvlJc w:val="left"/>
+      <w:pPr>
+        <w:tabs>
+          <w:tab w:val="num" w:pos="2880"/>
+        </w:tabs>
+        <w:ind w:left="2880" w:hanging="360"/>
+      </w:pPr>
+      <w:rPr>
+        <w:rFonts w:ascii="Wingdings" w:hAnsi="Wingdings" w:hint="default"/>
+        <w:sz w:val="20"/>
+      </w:rPr>
+    </w:lvl>
+    <w:lvl w:ilvl="4" w:tentative="1">
+      <w:start w:val="1"/>
+      <w:numFmt w:val="bullet"/>
+      <w:lvlText w:val=""/>
+      <w:lvlJc w:val="left"/>
+      <w:pPr>
+        <w:tabs>
+          <w:tab w:val="num" w:pos="3600"/>
+        </w:tabs>
+        <w:ind w:left="3600" w:hanging="360"/>
+      </w:pPr>
+      <w:rPr>
+        <w:rFonts w:ascii="Wingdings" w:hAnsi="Wingdings" w:hint="default"/>
+        <w:sz w:val="20"/>
+      </w:rPr>
+    </w:lvl>
+    <w:lvl w:ilvl="5" w:tentative="1">
+      <w:start w:val="1"/>
+      <w:numFmt w:val="bullet"/>
+      <w:lvlText w:val=""/>
+      <w:lvlJc w:val="left"/>
+      <w:pPr>
+        <w:tabs>
+          <w:tab w:val="num" w:pos="4320"/>
+        </w:tabs>
+        <w:ind w:left="4320" w:hanging="360"/>
+      </w:pPr>
+      <w:rPr>
+        <w:rFonts w:ascii="Wingdings" w:hAnsi="Wingdings" w:hint="default"/>
+        <w:sz w:val="20"/>
+      </w:rPr>
+    </w:lvl>
+    <w:lvl w:ilvl="6" w:tentative="1">
+      <w:start w:val="1"/>
+      <w:numFmt w:val="bullet"/>
+      <w:lvlText w:val=""/>
+      <w:lvlJc w:val="left"/>
+      <w:pPr>
+        <w:tabs>
+          <w:tab w:val="num" w:pos="5040"/>
+        </w:tabs>
+        <w:ind w:left="5040" w:hanging="360"/>
+      </w:pPr>
+      <w:rPr>
+        <w:rFonts w:ascii="Wingdings" w:hAnsi="Wingdings" w:hint="default"/>
+        <w:sz w:val="20"/>
+      </w:rPr>
+    </w:lvl>
+    <w:lvl w:ilvl="7" w:tentative="1">
+      <w:start w:val="1"/>
+      <w:numFmt w:val="bullet"/>
+      <w:lvlText w:val=""/>
+      <w:lvlJc w:val="left"/>
+      <w:pPr>
+        <w:tabs>
+          <w:tab w:val="num" w:pos="5760"/>
+        </w:tabs>
+        <w:ind w:left="5760" w:hanging="360"/>
+      </w:pPr>
+      <w:rPr>
+        <w:rFonts w:ascii="Wingdings" w:hAnsi="Wingdings" w:hint="default"/>
+        <w:sz w:val="20"/>
+      </w:rPr>
+    </w:lvl>
+    <w:lvl w:ilvl="8" w:tentative="1">
+      <w:start w:val="1"/>
+      <w:numFmt w:val="bullet"/>
+      <w:lvlText w:val=""/>
+      <w:lvlJc w:val="left"/>
+      <w:pPr>
+        <w:tabs>
+          <w:tab w:val="num" w:pos="6480"/>
+        </w:tabs>
+        <w:ind w:left="6480" w:hanging="360"/>
+      </w:pPr>
+      <w:rPr>
+        <w:rFonts w:ascii="Wingdings" w:hAnsi="Wingdings" w:hint="default"/>
+        <w:sz w:val="20"/>
+      </w:rPr>
+    </w:lvl>
+  </w:abstractNum>
+  <w:abstractNum w:abstractNumId="13" w15:restartNumberingAfterBreak="0">
     <w:nsid w:val="64457F04"/>
     <w:multiLevelType w:val="multilevel"/>
     <w:tmpl w:val="19F88724"/>
@@ -3656,7 +4215,7 @@
       </w:rPr>
     </w:lvl>
   </w:abstractNum>
-  <w:abstractNum w:abstractNumId="8" w15:restartNumberingAfterBreak="0">
+  <w:abstractNum w:abstractNumId="14" w15:restartNumberingAfterBreak="0">
     <w:nsid w:val="6DB57987"/>
     <w:multiLevelType w:val="multilevel"/>
     <w:tmpl w:val="F7AAE38A"/>
@@ -3806,31 +4365,49 @@
     </w:lvl>
   </w:abstractNum>
   <w:num w:numId="1" w16cid:durableId="1172143234">
+    <w:abstractNumId w:val="10"/>
+  </w:num>
+  <w:num w:numId="2" w16cid:durableId="1248733122">
+    <w:abstractNumId w:val="8"/>
+  </w:num>
+  <w:num w:numId="3" w16cid:durableId="1076130577">
+    <w:abstractNumId w:val="4"/>
+  </w:num>
+  <w:num w:numId="4" w16cid:durableId="1347561652">
+    <w:abstractNumId w:val="14"/>
+  </w:num>
+  <w:num w:numId="5" w16cid:durableId="1053238758">
     <w:abstractNumId w:val="6"/>
   </w:num>
-  <w:num w:numId="2" w16cid:durableId="1248733122">
-    <w:abstractNumId w:val="4"/>
-  </w:num>
-  <w:num w:numId="3" w16cid:durableId="1076130577">
+  <w:num w:numId="6" w16cid:durableId="758330622">
     <w:abstractNumId w:val="2"/>
   </w:num>
-  <w:num w:numId="4" w16cid:durableId="1347561652">
-    <w:abstractNumId w:val="8"/>
+  <w:num w:numId="7" w16cid:durableId="1971127846">
+    <w:abstractNumId w:val="9"/>
   </w:num>
-  <w:num w:numId="5" w16cid:durableId="1053238758">
+  <w:num w:numId="8" w16cid:durableId="1580022419">
     <w:abstractNumId w:val="3"/>
   </w:num>
-  <w:num w:numId="6" w16cid:durableId="758330622">
+  <w:num w:numId="9" w16cid:durableId="1784959263">
+    <w:abstractNumId w:val="13"/>
+  </w:num>
+  <w:num w:numId="10" w16cid:durableId="154347861">
+    <w:abstractNumId w:val="7"/>
+  </w:num>
+  <w:num w:numId="11" w16cid:durableId="694118072">
+    <w:abstractNumId w:val="12"/>
+  </w:num>
+  <w:num w:numId="12" w16cid:durableId="328293652">
     <w:abstractNumId w:val="0"/>
   </w:num>
-  <w:num w:numId="7" w16cid:durableId="1971127846">
+  <w:num w:numId="13" w16cid:durableId="1839955287">
     <w:abstractNumId w:val="5"/>
   </w:num>
-  <w:num w:numId="8" w16cid:durableId="1580022419">
+  <w:num w:numId="14" w16cid:durableId="1915897875">
     <w:abstractNumId w:val="1"/>
   </w:num>
-  <w:num w:numId="9" w16cid:durableId="1784959263">
-    <w:abstractNumId w:val="7"/>
+  <w:num w:numId="15" w16cid:durableId="1772126012">
+    <w:abstractNumId w:val="11"/>
   </w:num>
 </w:numbering>
 </file>
@@ -4438,7 +5015,6 @@
   <w:style w:type="character" w:default="1" w:styleId="DefaultParagraphFont">
     <w:name w:val="Default Paragraph Font"/>
     <w:uiPriority w:val="1"/>
-    <w:semiHidden/>
     <w:unhideWhenUsed/>
   </w:style>
   <w:style w:type="table" w:default="1" w:styleId="TableNormal">
